--- a/rajasthan-nurse-50/Test_23_Full_Test_Ordered.docx
+++ b/rajasthan-nurse-50/Test_23_Full_Test_Ordered.docx
@@ -34,7 +34,7 @@
     </w:p>
     <w:p>
       <w:r>
-        <w:t>Solution: Paroxysmal abdominal pain with vomiting and bloody stools characterizes intussusception.</w:t>
+        <w:t>Solution: ✅ Correct Answer: A. Sudden severe colicky crying with drawing up of knees | 🧠 Clinical Rationale: Paroxysmal abdominal pain with vomiting and bloody stools characterizes intussusception. | ❌ Why Not Others? | B — Rash: Allopurinol rash can precede severe reactions. | C — Jaundice: Physiological jaundice from immature liver enzymes appears after 24 hours and resolves by day 7–10. | D — Constipation: Opioids slow GI motility; prophylactic stool softeners and fluids are routine. | ⚠️ Exam Trap: Read the exact question — the correct fact and its look-alike options are easy to interchange. | 💎 PNC Pearl: Sudden severe colicky crying with drawing up of knees → Paroxysmal abdominal pain with vomiting and bloody stools characterizes intussusception</w:t>
       </w:r>
     </w:p>
     <w:p>
@@ -79,7 +79,7 @@
     </w:p>
     <w:p>
       <w:r>
-        <w:t>Solution: The sternum anchors the ribs.</w:t>
+        <w:t>Solution: ✅ Correct Answer: A. Sternum | 🧠 Clinical Rationale: The sternum anchors the ribs. | ❌ Why Not Others? | B — Scapula: The scapula forms the posterior shoulder. | C — Clavicle: The clavicle connects the arm to the trunk. | D — Rib: not the appropriate nursing action here | ⚠️ Exam Trap: Read the exact question — the correct fact and its look-alike options are easy to interchange. | 💎 PNC Pearl: Sternum → anchors the ribs</w:t>
       </w:r>
     </w:p>
     <w:p>
@@ -124,7 +124,7 @@
     </w:p>
     <w:p>
       <w:r>
-        <w:t>Solution: High fluid intake dilutes urine and prevents stones.</w:t>
+        <w:t>Solution: ✅ Correct Answer: A. Drink 2.5–3 litres of fluid daily | 🧠 Clinical Rationale: High fluid intake dilutes urine and prevents stones. | ❌ Why Not Others? | B — Restrict fluids: Fluid restriction corrects hyponatraemia. | C — Eat high-oxalate foods: not the appropriate nursing action here | D — Take calcium supplements freely: not the appropriate nursing action here | ⚠️ Exam Trap: Read the exact question — the correct fact and its look-alike options are easy to interchange. | 💎 PNC Pearl: Drink 2.5–3 litres of fluid daily → High fluid intake dilutes urine and prevents stones</w:t>
       </w:r>
     </w:p>
     <w:p>
@@ -169,7 +169,7 @@
     </w:p>
     <w:p>
       <w:r>
-        <w:t>Solution: Behavioural techniques and SSRIs treat premature ejaculation.</w:t>
+        <w:t>Solution: ✅ Correct Answer: A. Psychological factors with biological contribution | 🧠 Clinical Rationale: Behavioural techniques and SSRIs treat premature ejaculation. | ❌ Why Not Others? | B — Prostate disease always: not the appropriate nursing action here | C — Diet: INH depletes B6; supplement to prevent neuropathy. | D — Exercise: Calcium, vitamin D, and fall prevention maintain bone health. | ⚠️ Exam Trap: Read the exact question — the correct fact and its look-alike options are easy to interchange. | 💎 PNC Pearl: Psychological factors with biological contribution → Behavioural techniques and SSRIs treat premature ejaculation</w:t>
       </w:r>
     </w:p>
     <w:p>
@@ -214,7 +214,7 @@
     </w:p>
     <w:p>
       <w:r>
-        <w:t>Solution: The endometrium thickens and sheds in the menstrual cycle.</w:t>
+        <w:t>Solution: ✅ Correct Answer: A. Endometrium | 🧠 Clinical Rationale: The endometrium thickens and sheds in the menstrual cycle. | ❌ Why Not Others? | B — Myometrium: The myometrium contracts during labour. | C — Perimetrium: not the appropriate nursing action here | D — Cervix: Chadwick's sign: cyanotic/bluish cervix and vagina due to increased vascularity (6–8 weeks). | ⚠️ Exam Trap: Read the exact question — the correct fact and its look-alike options are easy to interchange. | 💎 PNC Pearl: Endometrium → thickens and sheds in the menstrual cycle</w:t>
       </w:r>
     </w:p>
     <w:p>
@@ -259,7 +259,7 @@
     </w:p>
     <w:p>
       <w:r>
-        <w:t>Solution: Tonsils are lymphoid tissues guarding the airway.</w:t>
+        <w:t>Solution: ✅ Correct Answer: A. Lymphatic system | 🧠 Clinical Rationale: Tonsils are lymphoid tissues guarding the airway. | ❌ Why Not Others? | B — Endocrine system: not the appropriate nursing action here | C — Skeletal system: not the appropriate nursing action here | D — Urinary system: not the appropriate nursing action here | ⚠️ Exam Trap: Read the exact question — the correct fact and its look-alike options are easy to interchange. | 💎 PNC Pearl: Lymphatic system → Tonsils are lymphoid tissues guarding the airway</w:t>
       </w:r>
     </w:p>
     <w:p>
@@ -304,7 +304,7 @@
     </w:p>
     <w:p>
       <w:r>
-        <w:t>Solution: These may signal a systemic reaction; stop and report.</w:t>
+        <w:t>Solution: ✅ Correct Answer: A. Difficulty breathing, rash, or fever | 🧠 Clinical Rationale: These may signal a systemic reaction; stop and report. | ❌ Why Not Others? | B — Hunger: Mindful eating reduces overeating. — not the correct first action | C — Sleep: Quiet, comfortable surroundings aid sleep. — not the correct first action | D — Thirst: DI causes excessive urine output. — not the correct first action | ⚠️ Exam Trap: In priority questions, choose the immediate life-saving nursing action before notification, investigation, or documentation. | 🩺 Clinical Thinking: Recognize → Stabilize → Reassess → Escalate | 💎 PNC Pearl: Difficulty breathing, rash, or fever → These may signal a systemic reaction; stop and report</w:t>
       </w:r>
     </w:p>
     <w:p>
@@ -349,7 +349,7 @@
     </w:p>
     <w:p>
       <w:r>
-        <w:t>Solution: Bowel rest and gradual diet advance manage diverticulitis; fibre later prevents recurrence.</w:t>
+        <w:t>Solution: ✅ Correct Answer: A. Rest the bowel (clear liquids), then advance fibre as advised | 🧠 Clinical Rationale: Bowel rest and gradual diet advance manage diverticulitis; fibre later prevents recurrence. | ❌ Why Not Others? | B — Eat high-fibre immediately: not the appropriate nursing action here | C — Eat seeds and nuts: not the appropriate nursing action here | D — Take laxatives: not the appropriate nursing action here | ⚠️ Exam Trap: Read the exact question — the correct fact and its look-alike options are easy to interchange. | 💎 PNC Pearl: Rest the bowel (clear liquids), then advance fibre as advised → Bowel rest and gradual diet advance manage diverticulitis; fibre later prevents recurrence</w:t>
       </w:r>
     </w:p>
     <w:p>
@@ -394,7 +394,7 @@
     </w:p>
     <w:p>
       <w:r>
-        <w:t>Solution: The Gram stain (crystal violet) separates bacteria by cell wall peptidoglycan content.</w:t>
+        <w:t>Solution: ✅ Correct Answer: A. Their reaction to the Gram stain | 🧠 Clinical Rationale: The Gram stain (crystal violet) separates bacteria by cell wall peptidoglycan content. | ❌ Why Not Others? | B — Their size: not the appropriate nursing action here | C — Their oxygen requirement: not the appropriate nursing action here | D — Their shape: not the appropriate nursing action here | ⚠️ Exam Trap: Read the exact question — the correct fact and its look-alike options are easy to interchange. | 💎 PNC Pearl: Their reaction to the Gram stain → The Gram stain (crystal violet) separates bacteria by cell wall peptidoglycan content</w:t>
       </w:r>
     </w:p>
     <w:p>
@@ -439,7 +439,7 @@
     </w:p>
     <w:p>
       <w:r>
-        <w:t>Solution: Anorexia has the highest mortality of psychiatric disorders; refeeding is key.</w:t>
+        <w:t>Solution: ✅ Correct Answer: A. Multifactorial: genetic, cultural, and psychological | 🧠 Clinical Rationale: Anorexia has the highest mortality of psychiatric disorders; refeeding is key. | ❌ Why Not Others? | B — Single cause always: not the appropriate nursing action here | C — Diet: INH depletes B6; supplement to prevent neuropathy. | D — Exercise: Calcium, vitamin D, and fall prevention maintain bone health. | ⚠️ Exam Trap: Read the exact question — the correct fact and its look-alike options are easy to interchange. | 💎 PNC Pearl: Multifactorial: genetic, cultural, and psychological → Anorexia has the highest mortality of psychiatric disorders; refeeding is key</w:t>
       </w:r>
     </w:p>
     <w:p>
@@ -484,7 +484,7 @@
     </w:p>
     <w:p>
       <w:r>
-        <w:t>Solution: Tension headaches are the most prevalent type.</w:t>
+        <w:t>Solution: ✅ Correct Answer: A. Tension headache | 🧠 Clinical Rationale: Tension headaches are the most prevalent type. | ❌ Why Not Others? | B — Migraine: Most headaches are benign; red flags (early morning, vomiting, focal signs) need imaging. | C — Cluster headache: not the appropriate nursing action here | D — Sinus headache: not the appropriate nursing action here | ⚠️ Exam Trap: Read the exact question — the correct fact and its look-alike options are easy to interchange. | 💎 PNC Pearl: Tension headache → Tension headaches are the most prevalent type</w:t>
       </w:r>
     </w:p>
     <w:p>
@@ -529,7 +529,7 @@
     </w:p>
     <w:p>
       <w:r>
-        <w:t>Solution: Pre-oxygenation minimizes desaturation during suctioning.</w:t>
+        <w:t>Solution: ✅ Correct Answer: A. Prevent hypoxia | 🧠 Clinical Rationale: Pre-oxygenation minimizes desaturation during suctioning. | ❌ Why Not Others? | B — Cool the airway: not the appropriate nursing action here | C — Moisten the tube: not the appropriate nursing action here | D — Reduce pain: Splinting eases coughing and wound tension. | ⚠️ Exam Trap: Read the exact question — the correct fact and its look-alike options are easy to interchange. | 💎 PNC Pearl: Prevent hypoxia → Pre-oxygenation minimizes desaturation during suctioning</w:t>
       </w:r>
     </w:p>
     <w:p>
@@ -574,7 +574,7 @@
     </w:p>
     <w:p>
       <w:r>
-        <w:t>Solution: Brief clamping during system change prevents air entry; never clamp a bubbling tube long.</w:t>
+        <w:t>Solution: ✅ Correct Answer: A. Changing the drainage container or system | 🧠 Clinical Rationale: Brief clamping during system change prevents air entry; never clamp a bubbling tube long. | ❌ Why Not Others? | B — Ambulation: Early mobility, ankle pumps, and compression stockings/SCDs reduce venous stasis. | C — Coughing: Huff coughing, fluids, and postural drainage mobilize secretions; bronchodilators help first. | D — Sleeping: not the appropriate nursing action here | ⚠️ Exam Trap: Read the exact question — the correct fact and its look-alike options are easy to interchange. | 💎 PNC Pearl: Changing the drainage container or system → Brief clamping during system change prevents air entry; never clamp a bubbling tube long</w:t>
       </w:r>
     </w:p>
     <w:p>
@@ -619,7 +619,7 @@
     </w:p>
     <w:p>
       <w:r>
-        <w:t>Solution: Salivary amylase initiates carbohydrate digestion in the mouth.</w:t>
+        <w:t>Solution: ⚠ MULTIPLE MATCHES: ✅ Correct Answer: A. Salivary amylase (ptyalin) | 🧠 Clinical Rationale: Salivary amylase breaks down starch into maltose. | ❌ Why Not Others? | B — Pepsin: not the appropriate nursing action here | C — Lipase: Pancreatic enzymes digest proteins, carbs, and fats. | D — Trypsin: Breaks proteins into peptides. | ⚠️ Exam Trap: Read the exact question — the correct fact and its look-alike options are easy to interchange. | 💎 PNC Pearl: Salivary amylase (ptyalin) → Salivary amylase breaks down starch into maltose || ✅ Correct Answer: A. Salivary amylase (ptyalin) | 🧠 Clinical Rationale: Salivary amylase initiates carbohydrate digestion in the mouth. | ❌ Why Not Others? | B — Pepsin: not the appropriate nursing action here | C — Trypsin: Breaks proteins into peptides. | D — Lipase: Pancreatic enzymes digest proteins, carbs, and fats. | ⚠️ Exam Trap: Read the exact question — the correct fact and its look-alike options are easy to interchange. | 💎 PNC Pearl: Salivary amylase (ptyalin) → Salivary amylase initiates carbohydrate digestion in the mouth</w:t>
       </w:r>
     </w:p>
     <w:p>
@@ -664,7 +664,7 @@
     </w:p>
     <w:p>
       <w:r>
-        <w:t>Solution: Direct pressure stops bleeding.</w:t>
+        <w:t>Solution: ✅ Correct Answer: A. Control haemorrhage | 🧠 Clinical Rationale: Direct pressure stops bleeding. | ❌ Why Not Others? | B — Increase pain: not the appropriate nursing action here | C — Cool the skin: not the appropriate nursing action here | D — Warm the area: not the appropriate nursing action here | ⚠️ Exam Trap: Read the exact question — the correct fact and its look-alike options are easy to interchange. | 💎 PNC Pearl: Control haemorrhage → Direct pressure stops bleeding</w:t>
       </w:r>
     </w:p>
     <w:p>
@@ -709,7 +709,7 @@
     </w:p>
     <w:p>
       <w:r>
-        <w:t>Solution: Turn patients every 2 hours and offload pressure.</w:t>
+        <w:t>Solution: ✅ Correct Answer: A. Repositioning and skin care | 🧠 Clinical Rationale: Turn patients every 2 hours and offload pressure. | ❌ Why Not Others? | B — Massage alone: not the appropriate nursing action here | C — Diet: INH depletes B6; supplement to prevent neuropathy. | D — Climate: NMSA promotes sustainable agriculture. | ⚠️ Exam Trap: Read the exact question — the correct fact and its look-alike options are easy to interchange. | 💎 PNC Pearl: Repositioning and skin care → Turn patients every 2 hours and offload pressure</w:t>
       </w:r>
     </w:p>
     <w:p>
@@ -754,7 +754,7 @@
     </w:p>
     <w:p>
       <w:r>
-        <w:t>Solution: Allergic reactions are immune-mediated (rash, anaphylaxis).</w:t>
+        <w:t>Solution: ✅ Correct Answer: A. Involves the immune system | 🧠 Clinical Rationale: Allergic reactions are immune-mediated (rash, anaphylaxis). | ❌ Why Not Others? | B — Is always mild: not the appropriate nursing action here | C — Occurs in everyone: not the appropriate nursing action here | D — Never needs reporting: not the appropriate nursing action here | ⚠️ Exam Trap: Read the exact question — the correct fact and its look-alike options are easy to interchange. | 💎 PNC Pearl: Involves the immune system → Allergic reactions are immune-mediated (rash, anaphylaxis)</w:t>
       </w:r>
     </w:p>
     <w:p>
@@ -799,7 +799,7 @@
     </w:p>
     <w:p>
       <w:r>
-        <w:t>Solution: Tetracyclines discolour teeth and impair bone growth in the young.</w:t>
+        <w:t>Solution: ✅ Correct Answer: A. Pregnant women and children under 8 years | 🧠 Clinical Rationale: Tetracyclines discolour teeth and impair bone growth in the young. | ❌ Why Not Others? | B — Elderly men: not the appropriate nursing action here | C — Diabetics: not the appropriate nursing action here | D — All adults: not the appropriate nursing action here | ⚠️ Exam Trap: Read the exact question — the correct fact and its look-alike options are easy to interchange. | 💎 PNC Pearl: Pregnant women and children under 8 years → Tetracyclines discolour teeth and impair bone growth in the young</w:t>
       </w:r>
     </w:p>
     <w:p>
@@ -844,7 +844,7 @@
     </w:p>
     <w:p>
       <w:r>
-        <w:t>Solution: Unsterile cord cutting/tying introduces C. tetani spores; immunize mothers and use clean kits.</w:t>
+        <w:t>Solution: ✅ Correct Answer: A. Spore contamination of the umbilical stump | 🧠 Clinical Rationale: Unsterile cord cutting/tying introduces C. tetani spores; immunize mothers and use clean kits. | ❌ Why Not Others? | B — Breastfeeding: Continue feeding to prevent malnutrition; give ORS for fluids. | C — Vaccination: Absence of a scar does not mean no protection; check vaccination records. | D — Bathing: not the appropriate nursing action here | ⚠️ Exam Trap: Read the exact question — the correct fact and its look-alike options are easy to interchange. | 💎 PNC Pearl: Spore contamination of the umbilical stump → Unsterile cord cutting/tying introduces C. tetani spores; immunize mothers and use clean kits</w:t>
       </w:r>
     </w:p>
     <w:p>
@@ -889,7 +889,7 @@
     </w:p>
     <w:p>
       <w:r>
-        <w:t>Solution: Assess for depression, diabetes, and medications (SSRIs, antihypertensives).</w:t>
+        <w:t>Solution: ✅ Correct Answer: A. Multifactorial: psychological, vascular, and drug-related | 🧠 Clinical Rationale: Assess for depression, diabetes, and medications (SSRIs, antihypertensives). | ❌ Why Not Others? | B — Single cause always: not the appropriate nursing action here | C — Diet: INH depletes B6; supplement to prevent neuropathy. | D — Exercise: Calcium, vitamin D, and fall prevention maintain bone health. | ⚠️ Exam Trap: Read the exact question — the correct fact and its look-alike options are easy to interchange. | 💎 PNC Pearl: Multifactorial: psychological, vascular, and drug-related → Assess for depression, diabetes, and medications (SSRIs, antihypertensives)</w:t>
       </w:r>
     </w:p>
     <w:p>
@@ -934,7 +934,7 @@
     </w:p>
     <w:p>
       <w:r>
-        <w:t>Solution: The aorta distributes oxygenated blood systemically.</w:t>
+        <w:t>Solution: ✅ Correct Answer: A. Aorta | 🧠 Clinical Rationale: The aorta distributes oxygenated blood systemically. | ❌ Why Not Others? | B — Pulmonary artery: The right ventricle sends deoxygenated blood through the pulmonary trunk to the lungs. | C — Vena cava: not the appropriate nursing action here | D — Portal vein: The portal vein delivers nutrient-rich blood to the liver. | ⚠️ Exam Trap: Read the exact question — the correct fact and its look-alike options are easy to interchange. | 💎 PNC Pearl: Aorta → distributes oxygenated blood systemically</w:t>
       </w:r>
     </w:p>
     <w:p>
@@ -979,7 +979,7 @@
     </w:p>
     <w:p>
       <w:r>
-        <w:t>Solution: The bicuspid/mitral valve separates left chambers.</w:t>
+        <w:t>Solution: ✅ Correct Answer: A. Mitral (bicuspid) valve | 🧠 Clinical Rationale: The bicuspid/mitral valve separates left chambers. | ❌ Why Not Others? | B — Tricuspid valve: The tricuspid valve guards the right AV orifice. | C — Pulmonary valve: not the appropriate nursing action here | D — Aortic valve: not the appropriate nursing action here | ⚠️ Exam Trap: Read the exact question — the correct fact and its look-alike options are easy to interchange. | 💎 PNC Pearl: Mitral (bicuspid) valve → The bicuspid/mitral valve separates left chambers</w:t>
       </w:r>
     </w:p>
     <w:p>
@@ -1024,7 +1024,7 @@
     </w:p>
     <w:p>
       <w:r>
-        <w:t>Solution: ALL is the most common childhood cancer.</w:t>
+        <w:t>Solution: ✅ Correct Answer: A. Acute lymphoblastic leukaemia | 🧠 Clinical Rationale: ALL is the most common childhood cancer. | ❌ Why Not Others? | B — Acute myeloid: not the appropriate nursing action here | C — Chronic myeloid: not the appropriate nursing action here | D — Hairy cell: not the appropriate nursing action here | ⚠️ Exam Trap: Read the exact question — the correct fact and its look-alike options are easy to interchange. | 💎 PNC Pearl: Acute lymphoblastic leukaemia → ALL is the most common childhood cancer</w:t>
       </w:r>
     </w:p>
     <w:p>
@@ -1069,7 +1069,7 @@
     </w:p>
     <w:p>
       <w:r>
-        <w:t>Solution: Pneumococcus is the leading cause of community-acquired pneumonia.</w:t>
+        <w:t>Solution: ✅ Correct Answer: A. Streptococcus pneumoniae | 🧠 Clinical Rationale: Pneumococcus is the leading cause of community-acquired pneumonia. | ❌ Why Not Others? | B — Staphylococcus: Keep the cord clean and dry; treat cellulitis with antibiotics. | C — Klebsiella: Late-onset sepsis (after 72 hours) is often nosocomial; hand hygiene prevents it. | D — Mycoplasma: Causes dry cough, fever, and patchy infiltrates; macrolides treat it. | ⚠️ Exam Trap: Read the exact question — the correct fact and its look-alike options are easy to interchange. | 💎 PNC Pearl: Streptococcus pneumoniae → Pneumococcus is the leading cause of community-acquired pneumonia</w:t>
       </w:r>
     </w:p>
     <w:p>
@@ -1114,7 +1114,7 @@
     </w:p>
     <w:p>
       <w:r>
-        <w:t>Solution: Doxorubicin causes dose-related cardiomyopathy.</w:t>
+        <w:t>Solution: ✅ Correct Answer: A. Cardiotoxicity (heart failure) | 🧠 Clinical Rationale: Doxorubicin causes dose-related cardiomyopathy. | ❌ Why Not Others? | B — Nephrotoxicity: Vancomycin infusion reactions and renal toxicity need monitoring. | C — Pulmonary fibrosis only: not the appropriate nursing action here | D — Hepatitis: HBIG plus vaccine protects after HBV exposure. | ⚠️ Exam Trap: Read the exact question — the correct fact and its look-alike options are easy to interchange. | 💎 PNC Pearl: Cardiotoxicity (heart failure) → Doxorubicin causes dose-related cardiomyopathy</w:t>
       </w:r>
     </w:p>
     <w:p>
@@ -1159,7 +1159,7 @@
     </w:p>
     <w:p>
       <w:r>
-        <w:t>Solution: TPN provides complete IV nutrition when enteral feeding is impossible or insufficient.</w:t>
+        <w:t>Solution: ✅ Correct Answer: A. The GI tract cannot be used (e.g., bowel obstruction, short gut) | 🧠 Clinical Rationale: TPN provides complete IV nutrition when enteral feeding is impossible or insufficient. | ❌ Why Not Others? | B — The client is thirsty: not the appropriate nursing action here | C — Oral diet is disliked: not the appropriate nursing action here | D — The client is obese: not the appropriate nursing action here | ⚠️ Exam Trap: Read the exact question — the correct fact and its look-alike options are easy to interchange. | 💎 PNC Pearl: The GI tract cannot be used (e.g., bowel obstruction, short gut) → TPN provides complete IV nutrition when enteral feeding is impossible or insufficient</w:t>
       </w:r>
     </w:p>
     <w:p>
@@ -1204,7 +1204,7 @@
     </w:p>
     <w:p>
       <w:r>
-        <w:t>Solution: Selye's general adaptation syndrome describes the stress response.</w:t>
+        <w:t>Solution: ✅ Correct Answer: A. The body's response to demands that exceed coping resources | 🧠 Clinical Rationale: Selye's general adaptation syndrome describes the stress response. | ❌ Why Not Others? | B — Relaxation: Emotion-focused strategies regulate distress. | C — Exercise: Calcium, vitamin D, and fall prevention maintain bone health. | D — Sleep: Quiet, comfortable surroundings aid sleep. | ⚠️ Exam Trap: Read the exact question — the correct fact and its look-alike options are easy to interchange. | 💎 PNC Pearl: The body's response to demands that exceed coping resources → Selye's general adaptation syndrome describes the stress response</w:t>
       </w:r>
     </w:p>
     <w:p>
@@ -1249,7 +1249,7 @@
     </w:p>
     <w:p>
       <w:r>
-        <w:t>Solution: Aspiration checks for accidental intravascular placement.</w:t>
+        <w:t>Solution: ✅ Correct Answer: A. Confirm no blood vessel puncture | 🧠 Clinical Rationale: Aspiration checks for accidental intravascular placement. | ❌ Why Not Others? | B — Speed the injection: not the appropriate nursing action here | C — Cool the site: not the appropriate nursing action here | D — Reduce pain: Splinting eases coughing and wound tension. | ⚠️ Exam Trap: Read the exact question — the correct fact and its look-alike options are easy to interchange. | 💎 PNC Pearl: Confirm no blood vessel puncture → Aspiration checks for accidental intravascular placement</w:t>
       </w:r>
     </w:p>
     <w:p>
@@ -1294,7 +1294,7 @@
     </w:p>
     <w:p>
       <w:r>
-        <w:t>Solution: Correct body mechanics protect the nurse's back.</w:t>
+        <w:t>Solution: ✅ Correct Answer: A. Prevent personal injury while lifting | 🧠 Clinical Rationale: Correct body mechanics protect the nurse's back. | ❌ Why Not Others? | B — Speed up work: not the appropriate nursing action here | C — Cool the body: not the appropriate nursing action here | D — Save equipment: not the appropriate nursing action here | ⚠️ Exam Trap: Read the exact question — the correct fact and its look-alike options are easy to interchange. | 💎 PNC Pearl: Prevent personal injury while lifting → Correct body mechanics protect the nurse's back</w:t>
       </w:r>
     </w:p>
     <w:p>
@@ -1339,7 +1339,7 @@
     </w:p>
     <w:p>
       <w:r>
-        <w:t>Solution: The adrenal medulla releases catecholamines for 'fight-or-flight' responses; the cortex secretes steroids.</w:t>
+        <w:t>Solution: ✅ Correct Answer: A. Adrenaline (epinephrine) and noradrenaline | 🧠 Clinical Rationale: The adrenal medulla releases catecholamines for 'fight-or-flight' responses; the cortex secretes steroids. | ❌ Why Not Others? | B — Cortisol: Cortisol = Adrenal cortex | C — Aldosterone: Acts on the DCT for Na+/K+ exchange. | D — Androgens: Cortical hormones regulate stress, salt, and sex characteristics. | ⚠️ Exam Trap: Read the exact question — the correct fact and its look-alike options are easy to interchange. | 💎 PNC Pearl: Adrenaline (epinephrine) and noradrenaline → The adrenal medulla releases catecholamines for 'fight-or-flight' responses; the cortex secretes steroids</w:t>
       </w:r>
     </w:p>
     <w:p>
@@ -1384,7 +1384,7 @@
     </w:p>
     <w:p>
       <w:r>
-        <w:t>Solution: Pleurisy from infection, embolism, or autoimmune causes produces sharp inspiratory pain.</w:t>
+        <w:t>Solution: ✅ Correct Answer: A. Inflammation of the pleura (pleuritis) | 🧠 Clinical Rationale: Pleurisy from infection, embolism, or autoimmune causes produces sharp inspiratory pain. | ❌ Why Not Others? | B — Pneumothorax only: not the appropriate nursing action here | C — Oesophageal spasm only: not the appropriate nursing action here | D — Pericarditis: not the appropriate nursing action here | ⚠️ Exam Trap: Read the exact question — the correct fact and its look-alike options are easy to interchange. | 💎 PNC Pearl: Inflammation of the pleura (pleuritis) → Pleurisy from infection, embolism, or autoimmune causes produces sharp inspiratory pain</w:t>
       </w:r>
     </w:p>
     <w:p>
@@ -1429,7 +1429,7 @@
     </w:p>
     <w:p>
       <w:r>
-        <w:t>Solution: Heparin-induced thrombocytopenia is a serious risk.</w:t>
+        <w:t>Solution: ✅ Correct Answer: A. Heparin (risk of HIT) | 🧠 Clinical Rationale: Heparin-induced thrombocytopenia is a serious risk. | ❌ Why Not Others? | B — Paracetamol: Hepatotoxicity is dose-dependent; NAC is the antidote. | C — Antacids: Chelate fluoroquinolones, reducing absorption. | D — Vitamins: Fortified salt, wheat, rice, and oil address hidden hunger. | ⚠️ Exam Trap: Read the exact question — the correct fact and its look-alike options are easy to interchange. | 💎 PNC Pearl: Heparin (risk of HIT) → Heparin-induced thrombocytopenia is a serious risk</w:t>
       </w:r>
     </w:p>
     <w:p>
@@ -1474,7 +1474,7 @@
     </w:p>
     <w:p>
       <w:r>
-        <w:t>Solution: Behavioural objectives state expected learner outcomes.</w:t>
+        <w:t>Solution: ✅ Correct Answer: A. Specific, measurable, and learner-centred | 🧠 Clinical Rationale: Behavioural objectives state expected learner outcomes. | ❌ Why Not Others? | B — Vague: Clarification prevents miscommunication. | C — Teacher-centred only: not the appropriate nursing action here | D — Optional: not the appropriate nursing action here | ⚠️ Exam Trap: Read the exact question — the correct fact and its look-alike options are easy to interchange. | 💎 PNC Pearl: Specific, measurable, and learner-centred → Behavioural objectives state expected learner outcomes</w:t>
       </w:r>
     </w:p>
     <w:p>
@@ -1519,7 +1519,7 @@
     </w:p>
     <w:p>
       <w:r>
-        <w:t>Solution: Myopathy and rhabdomyolysis are statin risks.</w:t>
+        <w:t>Solution: ✅ Correct Answer: A. Muscle pain and dark urine | 🧠 Clinical Rationale: Myopathy and rhabdomyolysis are statin risks. | ❌ Why Not Others? | B — Increased appetite: PTSD: re-experiencing, avoidance, hyperarousal, and negative mood after trauma — not euphoria. | C — Headache only: not the appropriate nursing action here | D — Constipation: Opioids slow GI motility; prophylactic stool softeners and fluids are routine. | ⚠️ Exam Trap: Read the exact question — the correct fact and its look-alike options are easy to interchange. | 💎 PNC Pearl: Muscle pain and dark urine → Myopathy and rhabdomyolysis are statin risks</w:t>
       </w:r>
     </w:p>
     <w:p>
@@ -1564,7 +1564,7 @@
     </w:p>
     <w:p>
       <w:r>
-        <w:t>Solution: Dressing inspection detects bleeding and infection early.</w:t>
+        <w:t>Solution: ✅ Correct Answer: A. Bleeding, drainage, and colour | 🧠 Clinical Rationale: Dressing inspection detects bleeding and infection early. | ❌ Why Not Others? | B — Only the time: not the appropriate nursing action here | C — Only the label: not the appropriate nursing action here | D — Nothing: Never induce vomiting after hydrocarbon ingestion — aspiration pneumonia risk; obtain urgent care. | ⚠️ Exam Trap: Read the exact question — the correct fact and its look-alike options are easy to interchange. | 💎 PNC Pearl: Bleeding, drainage, and colour → Dressing inspection detects bleeding and infection early</w:t>
       </w:r>
     </w:p>
     <w:p>
@@ -1609,7 +1609,7 @@
     </w:p>
     <w:p>
       <w:r>
-        <w:t>Solution: Achievement motivation drives goal pursuit and success.</w:t>
+        <w:t>Solution: ✅ Correct Answer: A. Social/psychological motive | 🧠 Clinical Rationale: Achievement motivation drives goal pursuit and success. | ❌ Why Not Others? | B — Biological drive: not the appropriate nursing action here | C — Reflex: Grimace scores reflex response to suction or tactile stimulation. | D — Instinct: not the appropriate nursing action here | ⚠️ Exam Trap: Read the exact question — the correct fact and its look-alike options are easy to interchange. | 💎 PNC Pearl: Social/psychological motive → Achievement motivation drives goal pursuit and success</w:t>
       </w:r>
     </w:p>
     <w:p>
@@ -1654,7 +1654,7 @@
     </w:p>
     <w:p>
       <w:r>
-        <w:t>Solution: Haemophilia B (Christmas disease) lacks factor IX.</w:t>
+        <w:t>Solution: ✅ Correct Answer: A. Factor IX | 🧠 Clinical Rationale: Haemophilia B (Christmas disease) lacks factor IX. | ❌ Why Not Others? | B — Factor VIII: Haemophilia A is X-linked deficiency of factor VIII; haemophilia B (Christmas disease) lacks factor IX. | C — Factor VII: not the appropriate nursing action here | D — Factor X: not the appropriate nursing action here | ⚠️ Exam Trap: Read the exact question — the correct fact and its look-alike options are easy to interchange. | 💎 PNC Pearl: Factor IX → Haemophilia B (Christmas disease) lacks</w:t>
       </w:r>
     </w:p>
     <w:p>
@@ -1699,7 +1699,7 @@
     </w:p>
     <w:p>
       <w:r>
-        <w:t>Solution: The failing liver cannot metabolise oestrogen, causing breast enlargement.</w:t>
+        <w:t>Solution: ✅ Correct Answer: A. Oestrogen excess from impaired metabolism | 🧠 Clinical Rationale: The failing liver cannot metabolise oestrogen, causing breast enlargement. | ❌ Why Not Others? | B — Low oestrogen: not the appropriate nursing action here | C — High testosterone: not the appropriate nursing action here | D — Renal failure: The failing kidney cannot excrete potassium. | ⚠️ Exam Trap: Read the exact question — the correct fact and its look-alike options are easy to interchange. | 💎 PNC Pearl: Oestrogen excess from impaired metabolism → The failing liver cannot metabolise oestrogen, causing breast enlargement</w:t>
       </w:r>
     </w:p>
     <w:p>
@@ -1744,7 +1744,7 @@
     </w:p>
     <w:p>
       <w:r>
-        <w:t>Solution: Opioids depress respiration.</w:t>
+        <w:t>Solution: ✅ Correct Answer: A. Opioids | 🧠 Clinical Rationale: Opioids depress respiration. | ❌ Why Not Others? | B — Paracetamol: Hepatotoxicity is dose-dependent; NAC is the antidote. | C — Antacids: Chelate fluoroquinolones, reducing absorption. | D — Vitamins: Fortified salt, wheat, rice, and oil address hidden hunger. | ⚠️ Exam Trap: Read the exact question — the correct fact and its look-alike options are easy to interchange. | 💎 PNC Pearl: Opioids → depress respiration</w:t>
       </w:r>
     </w:p>
     <w:p>
@@ -1789,7 +1789,7 @@
     </w:p>
     <w:p>
       <w:r>
-        <w:t>Solution: GCS scores eye, verbal, and motor responses.</w:t>
+        <w:t>Solution: ✅ Correct Answer: A. The Glasgow Coma Scale | 🧠 Clinical Rationale: GCS scores eye, verbal, and motor responses. | ❌ Why Not Others? | B — The thermometer: not the appropriate nursing action here | C — A tape measure: not the appropriate nursing action here | D — The stethoscope: not the appropriate nursing action here | ⚠️ Exam Trap: Read the exact question — the correct fact and its look-alike options are easy to interchange. | 💎 PNC Pearl: The Glasgow Coma Scale → GCS scores eye, verbal, and motor responses</w:t>
       </w:r>
     </w:p>
     <w:p>
@@ -1834,7 +1834,7 @@
     </w:p>
     <w:p>
       <w:r>
-        <w:t>Solution: Give ORS after each loose stool to replace losses; continue breastfeeding and feeding.</w:t>
+        <w:t>Solution: ✅ Correct Answer: A. After every loose stool, in small frequent sips | 🧠 Clinical Rationale: Give ORS after each loose stool to replace losses; continue breastfeeding and feeding. | ❌ Why Not Others? | B — Only if vomiting: not the appropriate nursing action here | C — Never: Crushing SR/ER tablets causes dose dumping. | D — Only in hospital: not the appropriate nursing action here | ⚠️ Exam Trap: Read the exact question — the correct fact and its look-alike options are easy to interchange. | 💎 PNC Pearl: After every loose stool, in small frequent sips → Give ORS after each loose stool to replace losses; continue breastfeeding and feeding</w:t>
       </w:r>
     </w:p>
     <w:p>
@@ -1879,7 +1879,7 @@
     </w:p>
     <w:p>
       <w:r>
-        <w:t>Solution: Regular nutritional assessment in chronic disease is vital.</w:t>
+        <w:t>Solution: ✅ Correct Answer: A. Anorexia, catabolism, and malabsorption | 🧠 Clinical Rationale: Regular nutritional assessment in chronic disease is vital. | ❌ Why Not Others? | B — Diet: INH depletes B6; supplement to prevent neuropathy. | C — Climate: NMSA promotes sustainable agriculture. | D — Genetics: Diet and heredity drive LDL; statins and lifestyle lower it. | ⚠️ Exam Trap: Read the exact question — the correct fact and its look-alike options are easy to interchange. | 💎 PNC Pearl: Anorexia, catabolism, and malabsorption → Regular nutritional assessment in chronic disease is vital</w:t>
       </w:r>
     </w:p>
     <w:p>
@@ -1924,7 +1924,7 @@
     </w:p>
     <w:p>
       <w:r>
-        <w:t>Solution: Elevation and compression manage venous insufficiency.</w:t>
+        <w:t>Solution: ✅ Correct Answer: A. Elevate the legs and wear compression stockings | 🧠 Clinical Rationale: Elevation and compression manage venous insufficiency. | ❌ Why Not Others? | B — Stand for long hours: not the appropriate nursing action here | C — Cross the legs: not the appropriate nursing action here | D — Avoid walking: not the appropriate nursing action here | ⚠️ Exam Trap: Don’t confuse "Elevate the legs and wear compression stockings" with "Cross the legs" — they look alike and are easy to interchange. | 💎 PNC Pearl: Elevate the legs and wear compression stockings → Elevation and compression manage venous insufficiency</w:t>
       </w:r>
     </w:p>
     <w:p>
@@ -1969,7 +1969,7 @@
     </w:p>
     <w:p>
       <w:r>
-        <w:t>Solution: Cyanosis or mottling signals cold injury; stop the therapy.</w:t>
+        <w:t>Solution: ✅ Correct Answer: A. Bluish or mottled | 🧠 Clinical Rationale: Cyanosis or mottling signals cold injury; stop the therapy. | ❌ Why Not Others? | B — Pink: A healthy stoma is pink and moist; dusky colour signals ischaemia. | C — Warm: Warmth prevents hypothermia; sterile care prevents infection. | D — Moist: Wet nappies, tears, and moist mouth reflect hydration; sunken fontanelle signals dehydration. | ⚠️ Exam Trap: Read the exact question — the correct fact and its look-alike options are easy to interchange. | 💎 PNC Pearl: Bluish or mottled → Cyanosis or mottling signals cold injury; stop the therapy</w:t>
       </w:r>
     </w:p>
     <w:p>
@@ -2014,7 +2014,7 @@
     </w:p>
     <w:p>
       <w:r>
-        <w:t>Solution: Poor latch traumatizes the nipple; correct positioning and start feeds on the less painful side.</w:t>
+        <w:t>Solution: ✅ Correct Answer: A. Improper breastfeeding attachment | 🧠 Clinical Rationale: Poor latch traumatizes the nipple; correct positioning and start feeds on the less painful side. | ❌ Why Not Others? | B — Infection: Loss of immunoglobulins predisposes to peritonitis and cellulitis; also watch thrombosis. | C — Trauma: Birth trauma, episiotomy pain, and epidurals impair bladder sensation; monitor voiding closely. | D — Allergy: Screening prevents anaphylaxis; also send cultures before starting therapy. | ⚠️ Exam Trap: Read the exact question — the correct fact and its look-alike options are easy to interchange. | 💎 PNC Pearl: Improper breastfeeding attachment → Poor latch traumatizes the nipple; correct positioning and start feeds on the less painful side</w:t>
       </w:r>
     </w:p>
     <w:p>
@@ -2059,7 +2059,7 @@
     </w:p>
     <w:p>
       <w:r>
-        <w:t>Solution: Red (immediate), yellow (delayed), green (minor), black (dead).</w:t>
+        <w:t>Solution: ✅ Correct Answer: A. Immediate life-threatening care needed | 🧠 Clinical Rationale: Red (immediate), yellow (delayed), green (minor), black (dead). | ❌ Why Not Others? | B — Delayed care: Case finding in high-risk groups and DOTs control TB. | C — Minor injury: not the appropriate nursing action here | D — Deceased: not the appropriate nursing action here | ⚠️ Exam Trap: In priority questions, choose the immediate life-saving nursing action before notification, investigation, or documentation. | 🩺 Clinical Thinking: Recognize → Stabilize → Reassess → Escalate | 💎 PNC Pearl: Immediate life-threatening care needed → Red (immediate), yellow (delayed), green (minor), black (dead)</w:t>
       </w:r>
     </w:p>
     <w:p>
@@ -2104,7 +2104,7 @@
     </w:p>
     <w:p>
       <w:r>
-        <w:t>Solution: Penicillin allergy is the most common drug allergy; always confirm allergy status before antibiotics.</w:t>
+        <w:t>Solution: ✅ Correct Answer: A. Penicillin and related antibiotics | 🧠 Clinical Rationale: Penicillin allergy is the most common drug allergy; always confirm allergy status before antibiotics. | ❌ Why Not Others? | B — Paracetamol: Hepatotoxicity is dose-dependent; NAC is the antidote. | C — Vitamins: Fortified salt, wheat, rice, and oil address hidden hunger. | D — Insulin: Beta cells secrete insulin; alpha cells glucagon. | ⚠️ Exam Trap: Read the exact question — the correct fact and its look-alike options are easy to interchange. | 💎 PNC Pearl: Penicillin and related antibiotics → Penicillin allergy is the most common drug allergy; always confirm allergy status before antibiotics</w:t>
       </w:r>
     </w:p>
     <w:p>
@@ -2149,7 +2149,7 @@
     </w:p>
     <w:p>
       <w:r>
-        <w:t>Solution: Community support and helplines prevent suicide.</w:t>
+        <w:t>Solution: ✅ Correct Answer: A. Isolation, unemployment, and relationship stress | 🧠 Clinical Rationale: Community support and helplines prevent suicide. | ❌ Why Not Others? | B — Genetics: Diet and heredity drive LDL; statins and lifestyle lower it. | C — Climate: NMSA promotes sustainable agriculture. | D — Diet: INH depletes B6; supplement to prevent neuropathy. | ⚠️ Exam Trap: Read the exact question — the correct fact and its look-alike options are easy to interchange. | 💎 PNC Pearl: Isolation, unemployment, and relationship stress → Community support and helplines prevent suicide</w:t>
       </w:r>
     </w:p>
     <w:p>
@@ -2194,7 +2194,7 @@
     </w:p>
     <w:p>
       <w:r>
-        <w:t>Solution: Calcium reverses magnesium-induced respiratory depression.</w:t>
+        <w:t>Solution: ✅ Correct Answer: A. IV calcium gluconate | 🧠 Clinical Rationale: Calcium reverses magnesium-induced respiratory depression. | ❌ Why Not Others? | B — Naloxone: Reverses opioid-induced respiratory depression. | C — Protamine: Neutralises heparin; vitamin K reverses warfarin. | D — Flumazenil: Reverses benzodiazepines; use cautiously. | ⚠️ Exam Trap: Read the exact question — the correct fact and its look-alike options are easy to interchange. | 💎 PNC Pearl: IV calcium gluconate → Calcium reverses magnesium-induced respiratory depression</w:t>
       </w:r>
     </w:p>
     <w:p>
@@ -2239,7 +2239,7 @@
     </w:p>
     <w:p>
       <w:r>
-        <w:t>Solution: Children acquire TB from household adults; BCG and treatment of index cases prevent it.</w:t>
+        <w:t>Solution: ✅ Correct Answer: A. Primary infection from an adult case | 🧠 Clinical Rationale: Children acquire TB from household adults; BCG and treatment of index cases prevent it. | ❌ Why Not Others? | B — Blood transfusion: Comprehensive EmOC = BEmOC + surgery and blood transfusion. | C — Diet: INH depletes B6; supplement to prevent neuropathy. | D — Exercise: Calcium, vitamin D, and fall prevention maintain bone health. | ⚠️ Exam Trap: Read the exact question — the correct fact and its look-alike options are easy to interchange. | 💎 PNC Pearl: Children acquire TB from household adults; BCG and treatment of index cases prevent it.</w:t>
       </w:r>
     </w:p>
     <w:p>
@@ -2284,7 +2284,7 @@
     </w:p>
     <w:p>
       <w:r>
-        <w:t>Solution: Meningococcus causes meningitis and septicaemia with petechiae.</w:t>
+        <w:t>Solution: ✅ Correct Answer: A. Neisseria meningitidis | 🧠 Clinical Rationale: Meningococcus causes meningitis and septicaemia with petechiae. | ❌ Why Not Others? | B — Streptococcus: Group A strep causes scarlet fever with a strawberry tongue. | C — Haemophilus: Hib causes meningitis and pneumonia in children. | D — Listeria: not the appropriate nursing action here | ⚠️ Exam Trap: Read the exact question — the correct fact and its look-alike options are easy to interchange. | 💎 PNC Pearl: Neisseria meningitidis → Meningococcus causes meningitis and septicaemia with petechiae</w:t>
       </w:r>
     </w:p>
     <w:p>
@@ -2329,7 +2329,7 @@
     </w:p>
     <w:p>
       <w:r>
-        <w:t>Solution: Vitamin C builds collagen and boosts iron uptake.</w:t>
+        <w:t>Solution: ✅ Correct Answer: A. Collagen synthesis and iron absorption | 🧠 Clinical Rationale: Vitamin C builds collagen and boosts iron uptake. | ❌ Why Not Others? | B — Clotting: Platelets form plugs in haemostasis. | C — Vision: Acute closed-angle glaucoma is an emergency (fixed mid-dilated pupil, nausea); treat to prevent blindness. | D — Bone density: DMPA causes irregular bleeding, weight gain, and possible bone density loss; counsel accordingly. | ⚠️ Exam Trap: Read the exact question — the correct fact and its look-alike options are easy to interchange. | 💎 PNC Pearl: Collagen synthesis and iron absorption → Vitamin C builds collagen and boosts iron uptake</w:t>
       </w:r>
     </w:p>
     <w:p>
@@ -2374,7 +2374,7 @@
     </w:p>
     <w:p>
       <w:r>
-        <w:t>Solution: Brush and floss; dental review for persistent bleeding gums.</w:t>
+        <w:t>Solution: ✅ Correct Answer: A. Poor oral hygiene | 🧠 Clinical Rationale: Brush and floss; dental review for persistent bleeding gums. | ❌ Why Not Others? | B — Leukaemia always: not the appropriate nursing action here | C — Diet: INH depletes B6; supplement to prevent neuropathy. | D — Exercise: Calcium, vitamin D, and fall prevention maintain bone health. | ⚠️ Exam Trap: Read the exact question — the correct fact and its look-alike options are easy to interchange. | 💎 PNC Pearl: Poor oral hygiene → Brush and floss; dental review for persistent bleeding gums</w:t>
       </w:r>
     </w:p>
     <w:p>
@@ -2419,7 +2419,7 @@
     </w:p>
     <w:p>
       <w:r>
-        <w:t>Solution: Culex transmits Wuchereria bancrofti causing lymphoedema.</w:t>
+        <w:t>Solution: ✅ Correct Answer: A. Culex mosquito | 🧠 Clinical Rationale: Culex transmits Wuchereria bancrofti causing lymphoedema. | ❌ Why Not Others? | B — Aedes: Chikungunya causes fever and severe joint pain; treat symptomatically. | C — Anopheles: Transmits Plasmodium; indoor residual spraying and LLINs prevent it. | D — Sandfly: Visceral leishmaniasis causes prolonged fever, splenomegaly, and anaemia; treat with miltefosine/amphotericin. | ⚠️ Exam Trap: Read the exact question — the correct fact and its look-alike options are easy to interchange. | 💎 PNC Pearl: Culex mosquito → Culex transmits Wuchereria bancrofti causing lymphoedema</w:t>
       </w:r>
     </w:p>
     <w:p>
@@ -2464,7 +2464,7 @@
     </w:p>
     <w:p>
       <w:r>
-        <w:t>Solution: Prevent with iron-rich weaning foods, deworming, and supplementation.</w:t>
+        <w:t>Solution: ✅ Correct Answer: A. Inadequate intake and blood loss (hookworm) | 🧠 Clinical Rationale: Prevent with iron-rich weaning foods, deworming, and supplementation. | ❌ Why Not Others? | B — Iron excess: not the appropriate nursing action here | C — Genetics: Diet and heredity drive LDL; statins and lifestyle lower it. | D — Trauma: Birth trauma, episiotomy pain, and epidurals impair bladder sensation; monitor voiding closely. | ⚠️ Exam Trap: Read the exact question — the correct fact and its look-alike options are easy to interchange. | 💎 PNC Pearl: Inadequate intake and blood loss (hookworm) → Prevent with iron-rich weaning foods, deworming, and supplementation</w:t>
       </w:r>
     </w:p>
     <w:p>
@@ -2509,7 +2509,7 @@
     </w:p>
     <w:p>
       <w:r>
-        <w:t>Solution: ATN from ischaemia and nephrotoxins causes most hospital AKI.</w:t>
+        <w:t>Solution: ✅ Correct Answer: A. Acute tubular necrosis | 🧠 Clinical Rationale: ATN from ischaemia and nephrotoxins causes most hospital AKI. | ❌ Why Not Others? | B — Postrenal obstruction: not the appropriate nursing action here | C — Glomerulonephritis: Investigate with urine microscopy, culture, and renal imaging. | D — Polycystic disease: not the appropriate nursing action here | ⚠️ Exam Trap: Read the exact question — the correct fact and its look-alike options are easy to interchange. | 💎 PNC Pearl: Acute tubular necrosis → ATN from ischaemia and nephrotoxins causes most hospital AKI</w:t>
       </w:r>
     </w:p>
     <w:p>
@@ -2554,7 +2554,7 @@
     </w:p>
     <w:p>
       <w:r>
-        <w:t>Solution: IEC review is mandatory before beginning research.</w:t>
+        <w:t>Solution: ✅ Correct Answer: A. Protect participants' rights and safety | 🧠 Clinical Rationale: IEC review is mandatory before beginning research. | ❌ Why Not Others? | B — Speed up studies: not the appropriate nursing action here | C — Replace funding: not the appropriate nursing action here | D — Write reports: not the appropriate nursing action here | ⚠️ Exam Trap: Read the exact question — the correct fact and its look-alike options are easy to interchange. | 💎 PNC Pearl: Protect participants' rights and safety → IEC review is mandatory before beginning research</w:t>
       </w:r>
     </w:p>
     <w:p>
@@ -2599,7 +2599,7 @@
     </w:p>
     <w:p>
       <w:r>
-        <w:t>Solution: Valid assessment and patient participation make plans work.</w:t>
+        <w:t>Solution: ✅ Correct Answer: A. Inaccurate assessment and non-involvement of the patient | 🧠 Clinical Rationale: Valid assessment and patient participation make plans work. | ❌ Why Not Others? | B — Too many steps: not the appropriate nursing action here | C — Written plans: not the appropriate nursing action here | D — Team work: not the appropriate nursing action here | ⚠️ Exam Trap: Read the exact question — the correct fact and its look-alike options are easy to interchange. | 💎 PNC Pearl: Inaccurate assessment and non-involvement of the patient → Valid assessment and patient participation make plans work</w:t>
       </w:r>
     </w:p>
     <w:p>
@@ -2644,7 +2644,7 @@
     </w:p>
     <w:p>
       <w:r>
-        <w:t>Solution: Carbohydrate counting and fibre improve glycaemic control.</w:t>
+        <w:t>Solution: ✅ Correct Answer: A. Controlled carbohydrates, fibre, and regular meals | 🧠 Clinical Rationale: Carbohydrate counting and fibre improve glycaemic control. | ❌ Why Not Others? | B — High sugar: not the appropriate nursing action here | C — High fat: Weight control and fibre reduce gallstone risk. | D — Skipping meals: Insulin excess, missed meals, and unplanned exertion cause hypoglycaemia. | ⚠️ Exam Trap: Read the exact question — the correct fact and its look-alike options are easy to interchange. | 💎 PNC Pearl: Controlled carbohydrates, fibre, and regular meals → Carbohydrate counting and fibre improve glycaemic control</w:t>
       </w:r>
     </w:p>
     <w:p>
@@ -2689,7 +2689,7 @@
     </w:p>
     <w:p>
       <w:r>
-        <w:t>Solution: The inner ear handles hearing and equilibrium.</w:t>
+        <w:t>Solution: ✅ Correct Answer: A. Ear | 🧠 Clinical Rationale: The inner ear handles hearing and equilibrium. | ❌ Why Not Others? | B — Eye: Acute glaucoma is an ophthalmic emergency. | C — Nose: Withdrawal is unpleasant but not usually fatal; manage with buprenorphine. | D — Tongue: Taste buds detect sweet, sour, salty, and bitter. | ⚠️ Exam Trap: Read the exact question — the correct fact and its look-alike options are easy to interchange. | 💎 PNC Pearl: Ear → The inner handles hearing and equilibrium</w:t>
       </w:r>
     </w:p>
     <w:p>
@@ -2734,7 +2734,7 @@
     </w:p>
     <w:p>
       <w:r>
-        <w:t>Solution: The infusion rate follows the medical order.</w:t>
+        <w:t>Solution: ✅ Correct Answer: A. Prescribed by the physician | 🧠 Clinical Rationale: The infusion rate follows the medical order. | ❌ Why Not Others? | B — The patient chooses: not the appropriate nursing action here | C — Fast always: not the appropriate nursing action here | D — Slow always: not the appropriate nursing action here | ⚠️ Exam Trap: Read the exact question — the correct fact and its look-alike options are easy to interchange. | 💎 PNC Pearl: Prescribed by the physician → The infusion rate follows the medical order</w:t>
       </w:r>
     </w:p>
     <w:p>
@@ -2779,7 +2779,7 @@
     </w:p>
     <w:p>
       <w:r>
-        <w:t>Solution: MRSA and other multidrug-resistant organisms are transmitted by direct/indirect contact, needing contact precautions plus gloves and gown.</w:t>
+        <w:t>Solution: ✅ Correct Answer: A. Contact precautions | 🧠 Clinical Rationale: MRSA and other multidrug-resistant organisms are transmitted by direct/indirect contact, needing contact precautions plus gloves and gown. | ❌ Why Not Others? | B — Airborne precautions: Varicella (chickenpox) spreads by airborne droplet nuclei, requiring airborne precautions. | C — Droplet precautions: Neisseria meningitidis spreads by droplets; droplet precautions for the first 24 hours of effective antibio... | D — No precautions: not the appropriate nursing action here | ⚠️ Exam Trap: Read the exact question — the correct fact and its look-alike options are easy to interchange. | 💎 PNC Pearl: Contact precautions → MRSA and other multidrug-resistant organisms are transmitted by direct/indirect contact, needing plus gloves and gown</w:t>
       </w:r>
     </w:p>
     <w:p>
@@ -2824,7 +2824,7 @@
     </w:p>
     <w:p>
       <w:r>
-        <w:t>Solution: Most pericarditis is idiopathic or viral; TB is an important cause in India.</w:t>
+        <w:t>Solution: ✅ Correct Answer: A. Idiopathic/viral infection | 🧠 Clinical Rationale: Most pericarditis is idiopathic or viral; TB is an important cause in India. | ❌ Why Not Others? | B — Tuberculosis only: not the appropriate nursing action here | C — Trauma: Birth trauma, episiotomy pain, and epidurals impair bladder sensation; monitor voiding closely. | D — Malignancy: not the appropriate nursing action here | ⚠️ Exam Trap: Read the exact question — the correct fact and its look-alike options are easy to interchange. | 💎 PNC Pearl: Idiopathic/viral infection → Most pericarditis is idiopathic or viral; TB is an important cause in India</w:t>
       </w:r>
     </w:p>
     <w:p>
@@ -2869,7 +2869,7 @@
     </w:p>
     <w:p>
       <w:r>
-        <w:t>Solution: EMG assesses muscle and nerve function.</w:t>
+        <w:t>Solution: ✅ Correct Answer: A. Electromyogram | 🧠 Clinical Rationale: EMG assesses muscle and nerve function. | ❌ Why Not Others? | B — Electro Medicine Graph: not the appropriate nursing action here | C — Emergency Muscle Graph: not the appropriate nursing action here | D — Electro Metabolic Graph: not the appropriate nursing action here | ⚠️ Exam Trap: Read the exact question — the correct fact and its look-alike options are easy to interchange. | 💎 PNC Pearl: Electromyogram → EMG assesses muscle and nerve function</w:t>
       </w:r>
     </w:p>
     <w:p>
@@ -2914,7 +2914,7 @@
     </w:p>
     <w:p>
       <w:r>
-        <w:t>Solution: Believe the child, document, and involve protective services.</w:t>
+        <w:t>Solution: ✅ Correct Answer: A. Trusted adult asking directly | 🧠 Clinical Rationale: Believe the child, document, and involve protective services. | ❌ Why Not Others? | B — Physical exam always: not the appropriate nursing action here | C — Diet: INH depletes B6; supplement to prevent neuropathy. | D — Exercise: Calcium, vitamin D, and fall prevention maintain bone health. | ⚠️ Exam Trap: Read the exact question — the correct fact and its look-alike options are easy to interchange. | 💎 PNC Pearl: Trusted adult asking directly → Believe the child, document, and involve protective services</w:t>
       </w:r>
     </w:p>
     <w:p>
@@ -2959,7 +2959,7 @@
     </w:p>
     <w:p>
       <w:r>
-        <w:t>Solution: Central cyanosis always needs urgent cardiac and respiratory evaluation.</w:t>
+        <w:t>Solution: ✅ Correct Answer: A. Congenital heart disease or respiratory disease | 🧠 Clinical Rationale: Central cyanosis always needs urgent cardiac and respiratory evaluation. | ❌ Why Not Others? | B — Cold always: not the appropriate nursing action here | C — Diet: INH depletes B6; supplement to prevent neuropathy. | D — Exercise: Calcium, vitamin D, and fall prevention maintain bone health. | ⚠️ Exam Trap: Read the exact question — the correct fact and its look-alike options are easy to interchange. | 💎 PNC Pearl: Congenital heart disease or respiratory disease → Central cyanosis always needs urgent cardiac and respiratory evaluation</w:t>
       </w:r>
     </w:p>
     <w:p>
@@ -3004,7 +3004,7 @@
     </w:p>
     <w:p>
       <w:r>
-        <w:t>Solution: Anticipatory grief allows preparation; support families early.</w:t>
+        <w:t>Solution: ✅ Correct Answer: A. Mourning before an expected death | 🧠 Clinical Rationale: Anticipatory grief allows preparation; support families early. | ❌ Why Not Others? | B — Sudden loss: not the appropriate nursing action here | C — Diet: INH depletes B6; supplement to prevent neuropathy. | D — Exercise: Calcium, vitamin D, and fall prevention maintain bone health. | ⚠️ Exam Trap: Read the exact question — the correct fact and its look-alike options are easy to interchange. | 💎 PNC Pearl: Mourning before an expected death → Anticipatory grief allows preparation; support families early</w:t>
       </w:r>
     </w:p>
     <w:p>
@@ -3049,7 +3049,7 @@
     </w:p>
     <w:p>
       <w:r>
-        <w:t>Solution: AS limits cardiac output; syncope, angina, and dyspnoea need evaluation.</w:t>
+        <w:t>Solution: ✅ Correct Answer: A. Avoid strenuous exertion and report syncope/chest pain | 🧠 Clinical Rationale: AS limits cardiac output; syncope, angina, and dyspnoea need evaluation. | ❌ Why Not Others? | B — Exercise maximally: not the appropriate nursing action here | C — Ignore symptoms: not the appropriate nursing action here | D — Sleep flat always: not the appropriate nursing action here | ⚠️ Exam Trap: Read the exact question — the correct fact and its look-alike options are easy to interchange. | 💎 PNC Pearl: Avoid strenuous exertion and report syncope/chest pain → AS limits cardiac output; syncope, angina, and dyspnoea need evaluation</w:t>
       </w:r>
     </w:p>
     <w:p>
@@ -3094,7 +3094,7 @@
     </w:p>
     <w:p>
       <w:r>
-        <w:t>Solution: Alma-Ata and SDGs carry forward universal health coverage.</w:t>
+        <w:t>Solution: ✅ Correct Answer: A. Primary health care at the community level | 🧠 Clinical Rationale: Alma-Ata and SDGs carry forward universal health coverage. | ❌ Why Not Others? | B — Tertiary hospitals: not the appropriate nursing action here | C — Diet: INH depletes B6; supplement to prevent neuropathy. | D — Climate: NMSA promotes sustainable agriculture. | ⚠️ Exam Trap: Read the exact question — the correct fact and its look-alike options are easy to interchange. | 💎 PNC Pearl: Primary health care at the community level → Alma-Ata and SDGs carry forward universal health coverage</w:t>
       </w:r>
     </w:p>
     <w:p>
@@ -3139,7 +3139,7 @@
     </w:p>
     <w:p>
       <w:r>
-        <w:t>Solution: Teach medications, symptoms to report, and follow-up.</w:t>
+        <w:t>Solution: ✅ Correct Answer: A. Medication instructions and warning signs | 🧠 Clinical Rationale: Teach medications, symptoms to report, and follow-up. | ❌ Why Not Others? | B — Room number: not the correct first action | C — Parking rules: not the correct first action | D — Meal times: not the correct first action | ⚠️ Exam Trap: Read the exact question — the correct fact and its look-alike options are easy to interchange. | 💎 PNC Pearl: Medication instructions and warning signs → Teach medications, symptoms to report, and follow-up</w:t>
       </w:r>
     </w:p>
     <w:p>
@@ -3184,7 +3184,7 @@
     </w:p>
     <w:p>
       <w:r>
-        <w:t>Solution: School-age children (6–12 years) pulse 70–110 bpm.</w:t>
+        <w:t>Solution: ✅ Correct Answer: A. 70–110 beats per minute | 🧠 Clinical Rationale: School-age children (6–12 years) pulse 70–110 bpm. | ❌ Why Not Others? | B — 120–160: Newborn heart rate is 120–160 bpm, slowing with age. | C — 40–60: not the appropriate nursing action here | D — 150–180: not the appropriate nursing action here | ⚠️ Exam Trap: Read the exact question — the correct fact and its look-alike options are easy to interchange. | 💎 PNC Pearl: 70–110 beats per minute → School-age children (6–12 years) pulse 70–110 bpm</w:t>
       </w:r>
     </w:p>
     <w:p>
@@ -3229,7 +3229,7 @@
     </w:p>
     <w:p>
       <w:r>
-        <w:t>Solution: Chromosomes line up on the metaphase plate before separation.</w:t>
+        <w:t>Solution: ✅ Correct Answer: A. Metaphase | 🧠 Clinical Rationale: Chromosomes line up on the metaphase plate before separation. | ❌ Why Not Others? | B — Prophase: not the appropriate nursing action here | C — Anaphase: Pulls chromatids to opposite poles. | D — Telophase: not the appropriate nursing action here | ⚠️ Exam Trap: Read the exact question — the correct fact and its look-alike options are easy to interchange. | 💎 PNC Pearl: Metaphase → Chromosomes line up on plate before separation</w:t>
       </w:r>
     </w:p>
     <w:p>
@@ -3274,7 +3274,7 @@
     </w:p>
     <w:p>
       <w:r>
-        <w:t>Solution: Middle-ear fluid from infections causes most childhood hearing loss.</w:t>
+        <w:t>Solution: ✅ Correct Answer: A. Otitis media with effusion | 🧠 Clinical Rationale: Middle-ear fluid from infections causes most childhood hearing loss. | ❌ Why Not Others? | B — Noise only: not the appropriate nursing action here | C — Genetics only: not the appropriate nursing action here | D — Drugs: Alcohol and hepatotoxic drugs worsen liver damage. | ⚠️ Exam Trap: Read the exact question — the correct fact and its look-alike options are easy to interchange. | 💎 PNC Pearl: Otitis media with effusion → Middle-ear fluid from infections causes most childhood hearing loss</w:t>
       </w:r>
     </w:p>
     <w:p>
@@ -3319,7 +3319,7 @@
     </w:p>
     <w:p>
       <w:r>
-        <w:t>Solution: About 95% of ectopic pregnancies are tubal, most often ampullary.</w:t>
+        <w:t>Solution: ✅ Correct Answer: A. Tubal, in the ampulla | 🧠 Clinical Rationale: About 95% of ectopic pregnancies are tubal, most often ampullary. | ❌ Why Not Others? | B — Ovarian: Ovulation induction raises the risk of twins and OHSS; monitor follicular growth. | C — Cervical: Combining basal body temperature and mucus signs improves natural planning reliability. | D — Abdominal: Ruptured AAA: sudden severe abdominal/back pain, pulsatile mass, shock — immediate surgery. | ⚠️ Exam Trap: Read the exact question — the correct fact and its look-alike options are easy to interchange. | 💎 PNC Pearl: Tubal, in the ampulla → About 95% of ectopic pregnancies are tubal, most often ampullary</w:t>
       </w:r>
     </w:p>
     <w:p>
@@ -3364,7 +3364,7 @@
     </w:p>
     <w:p>
       <w:r>
-        <w:t>Solution: Protective eyewear and supervision prevent injuries.</w:t>
+        <w:t>Solution: ✅ Correct Answer: A. Falls and projectiles during play | 🧠 Clinical Rationale: Protective eyewear and supervision prevent injuries. | ❌ Why Not Others? | B — Diet: INH depletes B6; supplement to prevent neuropathy. | C — Exercise: Calcium, vitamin D, and fall prevention maintain bone health. | D — Vaccination: Absence of a scar does not mean no protection; check vaccination records. | ⚠️ Exam Trap: Read the exact question — the correct fact and its look-alike options are easy to interchange. | 💎 PNC Pearl: Falls and projectiles during play → Protective eyewear and supervision prevent injuries</w:t>
       </w:r>
     </w:p>
     <w:p>
@@ -3409,7 +3409,7 @@
     </w:p>
     <w:p>
       <w:r>
-        <w:t>Solution: NPD features entitlement and lack of empathy; therapy is challenging.</w:t>
+        <w:t>Solution: ✅ Correct Answer: A. Grandiosity and need for admiration | 🧠 Clinical Rationale: NPD features entitlement and lack of empathy; therapy is challenging. | ❌ Why Not Others? | B — Humility: not the appropriate nursing action here | C — Diet: INH depletes B6; supplement to prevent neuropathy. | D — Exercise: Calcium, vitamin D, and fall prevention maintain bone health. | ⚠️ Exam Trap: Read the exact question — the correct fact and its look-alike options are easy to interchange. | 💎 PNC Pearl: Grandiosity and need for admiration → NPD features entitlement and lack of empathy; therapy is challenging</w:t>
       </w:r>
     </w:p>
     <w:p>
@@ -3454,7 +3454,7 @@
     </w:p>
     <w:p>
       <w:r>
-        <w:t>Solution: Deflexion of the head causes face presentation; mento-anterior positions can deliver vaginally.</w:t>
+        <w:t>Solution: ✅ Correct Answer: A. Extended foetal head, often with anencephaly or laxity | 🧠 Clinical Rationale: Deflexion of the head causes face presentation; mento-anterior positions can deliver vaginally. | ❌ Why Not Others? | B — Breech always: not the appropriate nursing action here | C — Twins always: not the appropriate nursing action here | D — Diet: INH depletes B6; supplement to prevent neuropathy. | ⚠️ Exam Trap: Read the exact question — the correct fact and its look-alike options are easy to interchange. | 💎 PNC Pearl: Extended foetal head, often with anencephaly or laxity → Deflexion of the head causes face presentation; mento-anterior positions can deliver vaginally</w:t>
       </w:r>
     </w:p>
     <w:p>
@@ -3499,7 +3499,7 @@
     </w:p>
     <w:p>
       <w:r>
-        <w:t>Solution: YLD measures disability burden.</w:t>
+        <w:t>Solution: ✅ Correct Answer: A. Years Lived with Disability | 🧠 Clinical Rationale: YLD measures disability burden. | ❌ Why Not Others? | B — Years of Life with Disease: not the appropriate nursing action here | C — Years of Living with Disability: not the appropriate nursing action here | D — Yearly Living Disability: not the appropriate nursing action here | ⚠️ Exam Trap: Don’t confuse "Years Lived with Disability" with "Years of Living with Disability" — they look alike and are easy to interchange. | 💎 PNC Pearl: Years Lived with Disability → YLD measures disability burden</w:t>
       </w:r>
     </w:p>
     <w:p>
@@ -3544,7 +3544,7 @@
     </w:p>
     <w:p>
       <w:r>
-        <w:t>Solution: Rumination disorder is behavioural; CBT helps.</w:t>
+        <w:t>Solution: ✅ Correct Answer: A. Repeated regurgitation without nausea | 🧠 Clinical Rationale: Rumination disorder is behavioural; CBT helps. | ❌ Why Not Others? | B — GORD always: not the appropriate nursing action here | C — Diet: INH depletes B6; supplement to prevent neuropathy. | D — Exercise: Calcium, vitamin D, and fall prevention maintain bone health. | ⚠️ Exam Trap: Read the exact question — the correct fact and its look-alike options are easy to interchange. | 💎 PNC Pearl: Repeated regurgitation without nausea → Rumination disorder is behavioural; CBT helps</w:t>
       </w:r>
     </w:p>
     <w:p>
@@ -3589,7 +3589,7 @@
     </w:p>
     <w:p>
       <w:r>
-        <w:t>Solution: MDTs improve safety and continuity.</w:t>
+        <w:t>Solution: ✅ Correct Answer: A. Holistic care through shared expertise | 🧠 Clinical Rationale: MDTs improve safety and continuity. | ❌ Why Not Others? | B — Meetings alone: not the appropriate nursing action here | C — Diet: INH depletes B6; supplement to prevent neuropathy. | D — Exercise: Calcium, vitamin D, and fall prevention maintain bone health. | ⚠️ Exam Trap: Read the exact question — the correct fact and its look-alike options are easy to interchange. | 💎 PNC Pearl: Holistic care through shared expertise → MDTs improve safety and continuity</w:t>
       </w:r>
     </w:p>
     <w:p>
@@ -3634,7 +3634,7 @@
     </w:p>
     <w:p>
       <w:r>
-        <w:t>Solution: Forgotten pessaries cause pressure ulcers, foul discharge, and rarely fistula.</w:t>
+        <w:t>Solution: ✅ Correct Answer: A. Vaginal ulceration, discharge, and infection | 🧠 Clinical Rationale: Forgotten pessaries cause pressure ulcers, foul discharge, and rarely fistula. | ❌ Why Not Others? | B — Infertility always: not the appropriate nursing action here | C — Ovarian cyst: Functional ovarian cysts are common and usually benign, resolving spontaneously. | D — Bone fracture: not the appropriate nursing action here | ⚠️ Exam Trap: Read the exact question — the correct fact and its look-alike options are easy to interchange. | 💎 PNC Pearl: Vaginal ulceration, discharge, and infection → Forgotten pessaries cause pressure ulcers, foul discharge, and rarely fistula</w:t>
       </w:r>
     </w:p>
     <w:p>
@@ -3679,7 +3679,7 @@
     </w:p>
     <w:p>
       <w:r>
-        <w:t>Solution: Kwashiorkor = protein deficiency with oedema; marasmus = severe calorie deficit with wasting.</w:t>
+        <w:t>Solution: ✅ Correct Answer: A. Oedema with adequate subcutaneous fat | 🧠 Clinical Rationale: Kwashiorkor = protein deficiency with oedema; marasmus = severe calorie deficit with wasting. | ❌ Why Not Others? | B — Severe wasting without oedema: not the appropriate nursing action here | C — Obesity: Is BMI ≥30; overweight is 25-29.9. | D — Rickets: Causes bowed legs and poor mineralization. | ⚠️ Exam Trap: Read the exact question — the correct fact and its look-alike options are easy to interchange. | 💎 PNC Pearl: Oedema with adequate subcutaneous fat → Kwashiorkor = protein deficiency with oedema; marasmus = severe calorie deficit with wasting</w:t>
       </w:r>
     </w:p>
     <w:p>
@@ -3724,7 +3724,7 @@
     </w:p>
     <w:p>
       <w:r>
-        <w:t>Solution: Helmets, seat belts, and speed limits reduce RTI deaths.</w:t>
+        <w:t>Solution: ✅ Correct Answer: A. Speeding and helmet non-use | 🧠 Clinical Rationale: Helmets, seat belts, and speed limits reduce RTI deaths. | ❌ Why Not Others? | B — Genetics: Diet and heredity drive LDL; statins and lifestyle lower it. | C — Diet: INH depletes B6; supplement to prevent neuropathy. | D — Climate: NMSA promotes sustainable agriculture. | ⚠️ Exam Trap: Read the exact question — the correct fact and its look-alike options are easy to interchange. | 💎 PNC Pearl: Speeding and helmet non-use → Helmets, seat belts, and speed limits reduce RTI deaths</w:t>
       </w:r>
     </w:p>
     <w:p>
@@ -3769,7 +3769,7 @@
     </w:p>
     <w:p>
       <w:r>
-        <w:t>Solution: Drills and clear exits save lives in hospital fires.</w:t>
+        <w:t>Solution: ✅ Correct Answer: A. RACE: rescue, alarm, contain, extinguish | 🧠 Clinical Rationale: Drills and clear exits save lives in hospital fires. | ❌ Why Not Others? | B — Panic: Agoraphobia often follows panic disorder; avoidance maintains it. | C — Diet: INH depletes B6; supplement to prevent neuropathy. | D — Climate: NMSA promotes sustainable agriculture. | ⚠️ Exam Trap: Read the exact question — the correct fact and its look-alike options are easy to interchange. | 💎 PNC Pearl: RACE: rescue, alarm, contain, extinguish → Drills and clear exits save lives in hospital fires</w:t>
       </w:r>
     </w:p>
     <w:p>
@@ -3814,7 +3814,7 @@
     </w:p>
     <w:p>
       <w:r>
-        <w:t>Solution: ALL is the commonest childhood malignancy in India and worldwide.</w:t>
+        <w:t>Solution: ✅ Correct Answer: A. Acute lymphoblastic leukaemia | 🧠 Clinical Rationale: ALL is the commonest childhood malignancy in India and worldwide. | ❌ Why Not Others? | B — Retinoblastoma always: not the appropriate nursing action here | C — Osteosarcoma always: not the appropriate nursing action here | D — Hodgkin lymphoma: not the appropriate nursing action here | ⚠️ Exam Trap: Read the exact question — the correct fact and its look-alike options are easy to interchange. | 💎 PNC Pearl: Acute lymphoblastic leukaemia → ALL is the commonest childhood malignancy in India and worldwide</w:t>
       </w:r>
     </w:p>
     <w:p>
@@ -3859,7 +3859,7 @@
     </w:p>
     <w:p>
       <w:r>
-        <w:t>Solution: Dura, arachnoid, and pia mater form the meninges.</w:t>
+        <w:t>Solution: ✅ Correct Answer: A. Meninges | 🧠 Clinical Rationale: Dura, arachnoid, and pia mater form the meninges. | ❌ Why Not Others? | B — Pleura: The pleura (visceral + parietal) surrounds the lungs. | C — Peritoneum: not the appropriate nursing action here | D — Pericardium: The pericardium (fibrous + serous) encloses the heart. | ⚠️ Exam Trap: Read the exact question — the correct fact and its look-alike options are easy to interchange. | 💎 PNC Pearl: Meninges → Dura, arachnoid, and pia mater form</w:t>
       </w:r>
     </w:p>
     <w:p>
@@ -3904,7 +3904,7 @@
     </w:p>
     <w:p>
       <w:r>
-        <w:t>Solution: Cysticercosis causes seizures and is common in endemic areas.</w:t>
+        <w:t>Solution: ✅ Correct Answer: A. Taenia solium larval cysts | 🧠 Clinical Rationale: Cysticercosis causes seizures and is common in endemic areas. | ❌ Why Not Others? | B — Ascaris: Causes malnutrition and intestinal obstruction in heavy loads; deworming (albendazole) treats it. | C — Hookworm: Integrated deworming, malaria control, and nutrition help. | D — Amoeba: not the appropriate nursing action here | ⚠️ Exam Trap: Read the exact question — the correct fact and its look-alike options are easy to interchange. | 💎 PNC Pearl: Taenia solium larval cysts → Cysticercosis causes seizures and is common in endemic areas</w:t>
       </w:r>
     </w:p>
     <w:p>
@@ -3949,7 +3949,7 @@
     </w:p>
     <w:p>
       <w:r>
-        <w:t>Solution: Nutritional support improves TB outcomes.</w:t>
+        <w:t>Solution: ✅ Correct Answer: A. Increased metabolism and anorexia | 🧠 Clinical Rationale: Nutritional support improves TB outcomes. | ❌ Why Not Others? | B — Diet: INH depletes B6; supplement to prevent neuropathy. | C — Climate: NMSA promotes sustainable agriculture. | D — Genetics: Diet and heredity drive LDL; statins and lifestyle lower it. | ⚠️ Exam Trap: Read the exact question — the correct fact and its look-alike options are easy to interchange. | 💎 PNC Pearl: Increased metabolism and anorexia → Nutritional support improves TB outcomes</w:t>
       </w:r>
     </w:p>
     <w:p>
@@ -3994,7 +3994,7 @@
     </w:p>
     <w:p>
       <w:r>
-        <w:t>Solution: Check patient and blood unit at the bedside.</w:t>
+        <w:t>Solution: ✅ Correct Answer: A. Two-person bedside verification | 🧠 Clinical Rationale: Check patient and blood unit at the bedside. | ❌ Why Not Others? | B — Typing twice: not the appropriate nursing action here | C — Diet: INH depletes B6; supplement to prevent neuropathy. | D — Climate: NMSA promotes sustainable agriculture. | ⚠️ Exam Trap: Read the exact question — the correct fact and its look-alike options are easy to interchange. | 💎 PNC Pearl: Two-person bedside verification → Check patient and blood unit at the bedside</w:t>
       </w:r>
     </w:p>
     <w:p>
@@ -4039,7 +4039,7 @@
     </w:p>
     <w:p>
       <w:r>
-        <w:t>Solution: Round ligaments pass from the uterine cornua through the inguinal canal, holding the uterus anteverted.</w:t>
+        <w:t>Solution: ✅ Correct Answer: A. The lateral cornu of the uterus | 🧠 Clinical Rationale: Round ligaments pass from the uterine cornua through the inguinal canal, holding the uterus anteverted. | ❌ Why Not Others? | B — The cervix: Chadwick's sign: cyanotic/bluish cervix and vagina due to increased vascularity (6–8 weeks). | C — The ovary: not the appropriate nursing action here | D — The vagina: High oestrogen raises vaginal glycogen, favouring Candida growth; treat with topical azoles. | ⚠️ Exam Trap: Read the exact question — the correct fact and its look-alike options are easy to interchange. | 💎 PNC Pearl: The lateral cornu of the uterus → Round ligaments pass from the uterine cornua through the inguinal canal, holding the uterus anteverted</w:t>
       </w:r>
     </w:p>
     <w:p>
@@ -4084,7 +4084,7 @@
     </w:p>
     <w:p>
       <w:r>
-        <w:t>Solution: AEFI surveillance ensures vaccine safety and prompt management of reactions.</w:t>
+        <w:t>Solution: ✅ Correct Answer: A. Adverse events following immunisation | 🧠 Clinical Rationale: AEFI surveillance ensures vaccine safety and prompt management of reactions. | ❌ Why Not Others? | B — Only vaccine stock: not the appropriate nursing action here | C — Only cold chain: not the appropriate nursing action here | D — Only births: not the appropriate nursing action here | ⚠️ Exam Trap: Read the exact question — the correct fact and its look-alike options are easy to interchange. | 💎 PNC Pearl: Adverse events following immunisation → AEFI surveillance ensures vaccine safety and prompt management of reactions</w:t>
       </w:r>
     </w:p>
     <w:p>
@@ -4129,7 +4129,7 @@
     </w:p>
     <w:p>
       <w:r>
-        <w:t>Solution: ANMOL digitises ANM work using tablets.</w:t>
+        <w:t>Solution: ✅ Correct Answer: A. ANM Online | 🧠 Clinical Rationale: ANMOL digitises ANM work using tablets. | ❌ Why Not Others? | B — Antenatal Mobile Lab: not the appropriate nursing action here | C — Auxiliary Nurse Management Online: not the appropriate nursing action here | D — Adolescent Nutrition Monitoring Online: not the appropriate nursing action here | ⚠️ Exam Trap: Read the exact question — the correct fact and its look-alike options are easy to interchange. | 💎 PNC Pearl: ANM Online → ANMOL digitises ANM work using tablets</w:t>
       </w:r>
     </w:p>
     <w:p>
@@ -4174,7 +4174,7 @@
     </w:p>
     <w:p>
       <w:r>
-        <w:t>Solution: India's IMR declined to about 28-30 per 1000 in recent SRS estimates.</w:t>
+        <w:t>Solution: ✅ Correct Answer: A. 30 per 1000 live births (SRS 2020) | 🧠 Clinical Rationale: India's IMR declined to about 28-30 per 1000 in recent SRS estimates. | ❌ Why Not Others? | B — 100: IQ is normally distributed around 100. | C — 150: Platelets are 1.5–4.5 lakh/mm3. | D — 10: Rajasthan elects 10 members to the Rajya Sabha. | ⚠️ Exam Trap: Don’t confuse "30 per 1000 live births (SRS 2020)" with "100" — they look alike and are easy to interchange. | 💎 PNC Pearl: 30 per 1000 live births (SRS 2020) → India's IMR declined to about 28-30 per 1000 in recent SRS estimates</w:t>
       </w:r>
     </w:p>
     <w:p>
@@ -4219,7 +4219,7 @@
     </w:p>
     <w:p>
       <w:r>
-        <w:t>Solution: Ujjwala (2016) gives clean cooking fuel to BPL women.</w:t>
+        <w:t>Solution: ✅ Correct Answer: A. Free LPG connections to poor women | 🧠 Clinical Rationale: Ujjwala (2016) gives clean cooking fuel to BPL women. | ❌ Why Not Others? | B — Free electricity: not the appropriate nursing action here | C — Free water: Dilutional hyponatraemia occurs with inappropriate fluids; correct slowly. | D — Free housing: not the appropriate nursing action here | ⚠️ Exam Trap: Read the exact question — the correct fact and its look-alike options are easy to interchange. | 💎 PNC Pearl: Free LPG connections to poor women → Ujjwala (2016) gives clean cooking fuel to BPL women</w:t>
       </w:r>
     </w:p>
     <w:p>
@@ -4264,7 +4264,7 @@
     </w:p>
     <w:p>
       <w:r>
-        <w:t>Solution: The mission coordinates zoonoses surveillance and preparedness.</w:t>
+        <w:t>Solution: ✅ Correct Answer: A. Pandemic preparedness and zoonotic disease control | 🧠 Clinical Rationale: The mission coordinates zoonoses surveillance and preparedness. | ❌ Why Not Others? | B — Only livestock: not the appropriate nursing action here | C — Only crops: not the appropriate nursing action here | D — Only fisheries: not the appropriate nursing action here | ⚠️ Exam Trap: Read the exact question — the correct fact and its look-alike options are easy to interchange. | 💎 PNC Pearl: Pandemic preparedness and zoonotic disease control → The mission coordinates zoonoses surveillance and preparedness</w:t>
       </w:r>
     </w:p>
     <w:p>
@@ -4309,7 +4309,7 @@
     </w:p>
     <w:p>
       <w:r>
-        <w:t>Solution: Adolescent health is a core part of RMNCH+A.</w:t>
+        <w:t>Solution: ✅ Correct Answer: A. RMNCH+A strategy | 🧠 Clinical Rationale: Adolescent health is a core part of RMNCH+A. | ❌ Why Not Others? | B — Only adult care: not the appropriate nursing action here | C — Only elderly care: not the appropriate nursing action here | D — Only immunization: not the appropriate nursing action here | ⚠️ Exam Trap: Read the exact question — the correct fact and its look-alike options are easy to interchange. | 💎 PNC Pearl: RMNCH+A strategy → Adolescent health is a core part of RMNCH+A</w:t>
       </w:r>
     </w:p>
     <w:p>
@@ -4354,7 +4354,7 @@
     </w:p>
     <w:p>
       <w:r>
-        <w:t>Solution: Each CHC serves about 1.2 lakh people (80,000 in tribal areas).</w:t>
+        <w:t>Solution: ✅ Correct Answer: A. 1,20,000 (80,000 in tribal areas) | 🧠 Clinical Rationale: Each CHC serves about 1.2 lakh people (80,000 in tribal areas). | ❌ Why Not Others? | B — 5,000: Each sub-centre covers about 5,000 people (3,000 in tribal areas). | C — 30,000: Norm: 1 PHC per 30,000 in plains and 20,000 in tribal/hilly areas; CHC per 120,000 (80,000 hilly). | D — 5,00,000: not the appropriate nursing action here | ⚠️ Exam Trap: Read the exact question — the correct fact and its look-alike options are easy to interchange. | 💎 PNC Pearl: 1,20,000 (80,000 in tribal areas) → Each CHC serves about 1.2 lakh people (80,000 in tribal areas)</w:t>
       </w:r>
     </w:p>
     <w:p>
@@ -4399,7 +4399,7 @@
     </w:p>
     <w:p>
       <w:r>
-        <w:t>Solution: Kala-azar elimination was certified at the block level (fewer than 1 case per 10,000).</w:t>
+        <w:t>Solution: ✅ Correct Answer: A. Block level | 🧠 Clinical Rationale: Kala-azar elimination was certified at the block level (fewer than 1 case per 10,000). | ❌ Why Not Others? | B — District level only: not the appropriate nursing action here | C — State level only: not the appropriate nursing action here | D — National level: not the appropriate nursing action here | ⚠️ Exam Trap: Read the exact question — the correct fact and its look-alike options are easy to interchange. | 💎 PNC Pearl: Block level → Kala-azar elimination was certified at (fewer than 1 case per 10,000)</w:t>
       </w:r>
     </w:p>
     <w:p>
@@ -4444,7 +4444,7 @@
     </w:p>
     <w:p>
       <w:r>
-        <w:t>Solution: NFSA entitles 5 kg of food grains per person per month.</w:t>
+        <w:t>Solution: ✅ Correct Answer: A. Subsidized food grains to eligible households | 🧠 Clinical Rationale: NFSA entitles 5 kg of food grains per person per month. | ❌ Why Not Others? | B — Free education: not the appropriate nursing action here | C — Free housing: not the appropriate nursing action here | D — Pensions: PFRDA oversees pension funds (NPS). | ⚠️ Exam Trap: Read the exact question — the correct fact and its look-alike options are easy to interchange. | 💎 PNC Pearl: Subsidized food grains to eligible households → NFSA entitles 5 kg of food grains per person per month</w:t>
       </w:r>
     </w:p>
     <w:p>
@@ -4489,7 +4489,7 @@
     </w:p>
     <w:p>
       <w:r>
-        <w:t>Solution: FIC = a child who has received all vaccines due by age 12 months.</w:t>
+        <w:t>Solution: ✅ Correct Answer: A. Full Immunisation Coverage | 🧠 Clinical Rationale: FIC = a child who has received all vaccines due by age 12 months. | ❌ Why Not Others? | B — Fever in Children: not the appropriate nursing action here | C — Final Immunisation Check: not the appropriate nursing action here | D — Food Infection Control: not the appropriate nursing action here | ⚠️ Exam Trap: Read the exact question — the correct fact and its look-alike options are easy to interchange. | 💎 PNC Pearl: Full Immunisation Coverage → FIC = a child who has received all vaccines due by age 12 months</w:t>
       </w:r>
     </w:p>
     <w:p>
@@ -4534,7 +4534,7 @@
     </w:p>
     <w:p>
       <w:r>
-        <w:t>Solution: IPV is the injectable polio vaccine.</w:t>
+        <w:t>Solution: ✅ Correct Answer: A. Inactivated Polio Vaccine | 🧠 Clinical Rationale: IPV is the injectable polio vaccine. | ❌ Why Not Others? | B — Injectable Pneumonia Vaccine: not the appropriate nursing action here | C — Intravenous Polio Vaccine: not the appropriate nursing action here | D — Infant Polio Visit: not the appropriate nursing action here | ⚠️ Exam Trap: Don’t confuse "Inactivated Polio Vaccine" with "Intravenous Polio Vaccine" — they look alike and are easy to interchange. | 💎 PNC Pearl: Inactivated Polio Vaccine → IPV is the injectable polio vaccine</w:t>
       </w:r>
     </w:p>
     <w:p>
@@ -4579,7 +4579,7 @@
     </w:p>
     <w:p>
       <w:r>
-        <w:t>Solution: The district hospital is the apex referral facility in a district.</w:t>
+        <w:t>Solution: ⚠ MULTIPLE MATCHES: ✅ Correct Answer: A. District Hospital | 🧠 Clinical Rationale: The district hospital is the apex facility at district level. | ❌ Why Not Others? | B — Department of Health: not the appropriate nursing action here | C — Digital Health: ABHA is the digital health identifier under ABDM. | D — Day Hospital: not the appropriate nursing action here | ⚠️ Exam Trap: Read the exact question — the correct fact and its look-alike options are easy to interchange. | 💎 PNC Pearl: District Hospital → the apex facility at district level || ✅ Correct Answer: A. District Hospital | 🧠 Clinical Rationale: The district hospital is the apex referral facility in a district. | ❌ Why Not Others? | B — Department of Health: not the appropriate nursing action here | C — Digital Health: ABHA is the digital health identifier under ABDM. | D — Day Hospital: not the appropriate nursing action here | ⚠️ Exam Trap: Read the exact question — the correct fact and its look-alike options are easy to interchange. | 💎 PNC Pearl: District Hospital → the apex referral facility in a district</w:t>
       </w:r>
     </w:p>
     <w:p>
@@ -4624,7 +4624,7 @@
     </w:p>
     <w:p>
       <w:r>
-        <w:t>Solution: The Every Woman Every Child strategy guides RMNCH+A.</w:t>
+        <w:t>Solution: ✅ Correct Answer: A. WHO and partners | 🧠 Clinical Rationale: The Every Woman Every Child strategy guides RMNCH+A. | ❌ Why Not Others? | B — The World Bank only: not the appropriate nursing action here | C — UNESCO: not the appropriate nursing action here | D — IMF: SDRs supplement member reserves. | ⚠️ Exam Trap: Read the exact question — the correct fact and its look-alike options are easy to interchange. | 💎 PNC Pearl: WHO and partners → The Every Woman Every Child strategy guides RMNCH+A</w:t>
       </w:r>
     </w:p>
     <w:p>
@@ -4669,7 +4669,7 @@
     </w:p>
     <w:p>
       <w:r>
-        <w:t>Solution: NLEP offers free MDT, disability prevention, and rehabilitation.</w:t>
+        <w:t>Solution: ✅ Correct Answer: A. Free multidrug therapy and deformity prevention | 🧠 Clinical Rationale: NLEP offers free MDT, disability prevention, and rehabilitation. | ❌ Why Not Others? | B — Only surgery: not the appropriate nursing action here | C — Only counselling: not the appropriate nursing action here | D — Only isolation: not the appropriate nursing action here | ⚠️ Exam Trap: Read the exact question — the correct fact and its look-alike options are easy to interchange. | 💎 PNC Pearl: Free multidrug therapy and deformity prevention → NLEP offers free MDT, disability prevention, and rehabilitation</w:t>
       </w:r>
     </w:p>
     <w:p>
@@ -4714,7 +4714,7 @@
     </w:p>
     <w:p>
       <w:r>
-        <w:t>Solution: EBF means only breast milk for the first 6 months.</w:t>
+        <w:t>Solution: ✅ Correct Answer: A. Exclusive Breastfeeding | 🧠 Clinical Rationale: EBF means only breast milk for the first 6 months. | ❌ Why Not Others? | B — Early Breastfeeding: Early breastfeeds maintain glucose; IV dextrose is added if hypoglycaemia persists. | C — Extended Breastfeeding: not the appropriate nursing action here | D — Emergency Breastfeeding: not the appropriate nursing action here | ⚠️ Exam Trap: Read the exact question — the correct fact and its look-alike options are easy to interchange. | 💎 PNC Pearl: Exclusive Breastfeeding → EBF means only breast milk for the first 6 months</w:t>
       </w:r>
     </w:p>
     <w:p>
@@ -4759,7 +4759,7 @@
     </w:p>
     <w:p>
       <w:r>
-        <w:t>Solution: Slaked lime is calcium hydroxide.</w:t>
+        <w:t>Solution: ✅ Correct Answer: A. Ca(OH)2 | 🧠 Explanation: Slaked lime is calcium hydroxide. | ❌ Why Not Others? | B — CaO: Quick lime is calcium oxide (CaO). | C — CaCO3: not the correct fact here | D — CaSO4: not the correct fact here | ⚠️ Exam Trap: Read the exact question — the correct fact and its look-alike options are easy to interchange. | 💎 PNC GK Pearl: Ca(OH)2 → Slaked lime is calcium hydroxide</w:t>
       </w:r>
     </w:p>
     <w:p>
@@ -4804,7 +4804,7 @@
     </w:p>
     <w:p>
       <w:r>
-        <w:t>Solution: The Gang Canal draws Sutlej water.</w:t>
+        <w:t>Solution: ✅ Correct Answer: A. Sutlej (via Ferozepur) | 🧠 Explanation: The Gang Canal draws Sutlej water. | ❌ Why Not Others? | B — Chambal: The Chambal cuts the deep gorge near Kota; the Gandhi Sagar dam impounds it. | C — Banas: The Berach joins the Banas near Chittorgarh. | D — Yamuna: The Yamuna does not originate in Rajasthan; Luni, Banas, and Sabarmati do. | ⚠️ Exam Trap: Read the exact question — the correct fact and its look-alike options are easy to interchange. | 💎 PNC GK Pearl: Sutlej (via Ferozepur) → The Gang Canal draws Sutlej water</w:t>
       </w:r>
     </w:p>
     <w:p>
@@ -4849,7 +4849,7 @@
     </w:p>
     <w:p>
       <w:r>
-        <w:t>Solution: The 2024 MIRV-capable Agni-5 test was called Mission Divyastra.</w:t>
+        <w:t>Solution: ✅ Correct Answer: A. Mission Divyastra | 📰 Why: The 2024 MIRV-capable Agni-5 test was called Mission Divyastra. | ❌ Why Not Others? | B — Mission Shakti: (March 2019) demonstrated India's ASAT capability. | C — Mission Gaganyaan: not the correct fact here | D — Mission Agnipath: not the correct fact here | ⚠️ Exam Trap: Read the exact question — the correct fact and its look-alike options are easy to interchange. | 💎 PNC CA Pearl: Mission Divyastra → The 2024 MIRV-capable Agni-5 test was called</w:t>
       </w:r>
     </w:p>
     <w:p>
@@ -4894,7 +4894,7 @@
     </w:p>
     <w:p>
       <w:r>
-        <w:t>Solution: Kota is known for industry and its coaching ecosystem.</w:t>
+        <w:t>Solution: ✅ Correct Answer: A. Power plants, coaching, and textiles | 🧠 Explanation: Kota is known for industry and its coaching ecosystem. | ❌ Why Not Others? | B — Salt: Pachpadra has a salt lake in Barmer. | C — Tea: not the correct fact here | D — Diamonds: not the correct fact here | ⚠️ Exam Trap: Read the exact question — the correct fact and its look-alike options are easy to interchange. | 💎 PNC GK Pearl: Power plants, coaching, and textiles → Kota is known for industry and its coaching ecosystem</w:t>
       </w:r>
     </w:p>
     <w:p>
@@ -4939,7 +4939,7 @@
     </w:p>
     <w:p>
       <w:r>
-        <w:t>Solution: Nasir-ud-Din Mahmud was the last Tughlaq sultan.</w:t>
+        <w:t>Solution: ✅ Correct Answer: A. Nasir-ud-Din Mahmud | 🧠 Clinical Rationale: Nasir-ud-Din Mahmud was the last Tughlaq sultan. | ❌ Why Not Others? | B — Muhammad bin Tughlaq: Ibn Battuta served in Muhammad bin Tughlaq's court. | C — Firoz Shah Tughlaq: not the appropriate nursing action here | D — Ghiyas-ud-Din Tughlaq: not the appropriate nursing action here | ⚠️ Exam Trap: Read the exact question — the correct fact and its look-alike options are easy to interchange. | 💎 PNC Pearl: Nasir-ud-Din Mahmud → the last Tughlaq sultan</w:t>
       </w:r>
     </w:p>
     <w:p>
@@ -4984,7 +4984,7 @@
     </w:p>
     <w:p>
       <w:r>
-        <w:t>Solution: Regional rural banks serve rural credit needs.</w:t>
+        <w:t>Solution: ✅ Correct Answer: A. Rural banking needs of Rajasthan | 🧠 Clinical Rationale: Regional rural banks serve rural credit needs. | ❌ Why Not Others? | B — Only cities: not the appropriate nursing action here | C — Only industries: not the appropriate nursing action here | D — Only tourism: not the appropriate nursing action here | ⚠️ Exam Trap: Read the exact question — the correct fact and its look-alike options are easy to interchange. | 💎 PNC Pearl: Rural banking needs of Rajasthan → Regional rural banks serve rural credit needs</w:t>
       </w:r>
     </w:p>
     <w:p>
@@ -5029,7 +5029,7 @@
     </w:p>
     <w:p>
       <w:r>
-        <w:t>Solution: The International Atomic Energy Agency is in Vienna.</w:t>
+        <w:t>Solution: ✅ Correct Answer: A. Vienna, Austria | 📰 Why: The International Atomic Energy Agency is in Vienna. | ❌ Why Not Others? | B — Geneva: WHO is headquartered in Geneva. | C — New York: UNICEF is headquartered in New York. | D — The Hague: not the correct fact here | ⚠️ Exam Trap: Read the exact question — the correct fact and its look-alike options are easy to interchange. | 💎 PNC CA Pearl: Vienna, Austria → The International Atomic Energy Agency is in Vienna</w:t>
       </w:r>
     </w:p>
     <w:p>
@@ -5074,7 +5074,7 @@
     </w:p>
     <w:p>
       <w:r>
-        <w:t>Solution: Rajasthan Police headquarters is in Jaipur.</w:t>
+        <w:t>Solution: ✅ Correct Answer: A. Jaipur | 🧠 Explanation: Rajasthan Police headquarters is in Jaipur. | ❌ Why Not Others? | B — Jodhpur: Jodhpur = Blue City | C — Ajmer: The famous Sufi shrine of Khwaja Moinuddin Chishti is in Ajmer. | D — Udaipur: Udaipur = Maharana Pratap | ⚠️ Exam Trap: Read the exact question — the correct fact and its look-alike options are easy to interchange. | 💎 PNC GK Pearl: Rajasthan Police headquarters is in Jaipur.</w:t>
       </w:r>
     </w:p>
     <w:p>
@@ -5119,7 +5119,7 @@
     </w:p>
     <w:p>
       <w:r>
-        <w:t>Solution: Gandhi's 'Do or Die' call came on 8 August 1942.</w:t>
+        <w:t>Solution: ✅ Correct Answer: A. Mahatma Gandhi | 🧠 Explanation: Gandhi's 'Do or Die' call came on 8 August 1942. | ❌ Why Not Others? | B — Nehru: Dr. Kanwar Sain envisioned the Rajasthan Canal. | C — Patel: not the correct fact here | D — Azad: not the correct fact here | ⚠️ Exam Trap: Read the exact question — the correct fact and its look-alike options are easy to interchange. | 💎 PNC GK Pearl: Mahatma Gandhi → Gandhi's 'Do or Die' call came 8 August 1942</w:t>
       </w:r>
     </w:p>
     <w:p>
@@ -5164,7 +5164,7 @@
     </w:p>
     <w:p>
       <w:r>
-        <w:t>Solution: Keshoraipatan was carved from Bundi.</w:t>
+        <w:t>Solution: ✅ Correct Answer: A. Bundi | 🧠 Explanation: Keshoraipatan was carved from Bundi. | ❌ Why Not Others? | B — Kota: VMOU (open university) is in Kota. | C — Baran: Chhabra TPS is in Baran district. | D — Chittorgarh: Bassi sanctuary is in Chittorgarh district. | ⚠️ Exam Trap: Read the exact question — the correct fact and its look-alike options are easy to interchange. | 💎 PNC GK Pearl: Keshoraipatan was carved from Bundi.</w:t>
       </w:r>
     </w:p>
     <w:p>
@@ -5209,7 +5209,7 @@
     </w:p>
     <w:p>
       <w:r>
-        <w:t>Solution: PMSBY offers ₹2 lakh accident cover for ₹20/year.</w:t>
+        <w:t>Solution: ✅ Correct Answer: A. Accident insurance cover | 📰 Why: PMSBY offers ₹2 lakh accident cover for ₹20/year. | ❌ Why Not Others? | B — Life cover: not the correct fact here | C — Pension: APY guarantees a monthly pension after 60 years. | D — Health cover: not the correct fact here | ⚠️ Exam Trap: Read the exact question — the correct fact and its look-alike options are easy to interchange. | 💎 PNC CA Pearl: Accident insurance cover → PMSBY offers ₹2 lakh accident cover for ₹20/year</w:t>
       </w:r>
     </w:p>
     <w:p>
@@ -5254,7 +5254,7 @@
     </w:p>
     <w:p>
       <w:r>
-        <w:t>Solution: Saffron stands for courage/sacrifice, white for peace/truth, green for faith/prosperity, and the Ashoka Chakra for righteousness.</w:t>
+        <w:t>Solution: ✅ Correct Answer: A. Courage and sacrifice | 🧠 Explanation: Saffron stands for courage/sacrifice, white for peace/truth, green for faith/prosperity, and the Ashoka Chakra for righteousness. | ❌ Why Not Others? | B — Peace: not the correct fact here | C — Prosperity: not the correct fact here | D — Purity: not the correct fact here | ⚠️ Exam Trap: Read the exact question — the correct fact and its look-alike options are easy to interchange. | 💎 PNC GK Pearl: Courage and sacrifice → Saffron stands for courage/sacrifice, white for peace/truth, green for faith/prosperity, and the Ashoka Chakra for righteousness</w:t>
       </w:r>
     </w:p>
     <w:p>
@@ -5299,7 +5299,7 @@
     </w:p>
     <w:p>
       <w:r>
-        <w:t>Solution: Kathputli (string puppet) shows are a Rajasthani tradition.</w:t>
+        <w:t>Solution: ✅ Correct Answer: A. Puppetry | 🧠 Clinical Rationale: Kathputli (string puppet) shows are a Rajasthani tradition. | ❌ Why Not Others? | B — Painting: Phad is a traditional scroll painting with religious stories. | C — Dance: not the appropriate nursing action here | D — Music: They are celebrated folk musicians of the Thar. | ⚠️ Exam Trap: Read the exact question — the correct fact and its look-alike options are easy to interchange. | 💎 PNC Pearl: Puppetry → Kathputli (string puppet) shows are a Rajasthani tradition</w:t>
       </w:r>
     </w:p>
     <w:p>
@@ -5344,7 +5344,7 @@
     </w:p>
     <w:p>
       <w:r>
-        <w:t>Solution: The skin is the largest organ by surface area and weight.</w:t>
+        <w:t>Solution: ✅ Correct Answer: A. Skin | 🧠 Explanation: The skin is the largest organ by surface area and weight. | ❌ Why Not Others? | B — Liver: The liver is the largest gland, weighing about 1.5 kg. — not the largest organ | C — Brain: not the largest organ | D — Heart: not the largest organ | ⚠️ Exam Trap: Read the exact question — the correct fact and its look-alike options are easy to interchange. | 💎 PNC GK Pearl: Skin = the largest organ</w:t>
       </w:r>
     </w:p>
     <w:p>
@@ -5389,7 +5389,7 @@
     </w:p>
     <w:p>
       <w:r>
-        <w:t>Solution: Relative motion shifts observed frequency.</w:t>
+        <w:t>Solution: ✅ Correct Answer: A. Frequency of a wave due to relative motion | 🧠 Explanation: Relative motion shifts observed frequency. | ❌ Why Not Others? | B — Speed of light: not the correct fact here | C — Colour of an object: not the correct fact here | D — Mass of an object: not the correct fact here | ⚠️ Exam Trap: Read the exact question — the correct fact and its look-alike options are easy to interchange. | 💎 PNC GK Pearl: Frequency of a wave due to relative motion → Relative motion shifts observed frequency</w:t>
       </w:r>
     </w:p>
     <w:p>
@@ -5434,7 +5434,7 @@
     </w:p>
     <w:p>
       <w:r>
-        <w:t>Solution: 'निपुण' का पर्यायवाची 'कुशल' है।</w:t>
+        <w:t>Solution: ✅ Correct Answer: A. कुशल | 🧠 Grammar Rule: 'निपुण' का पर्यायवाची 'कुशल' है। | ❌ Why Not Others? | B — अयोग्य: इसका अर्थ है क्षमता न होते हुए बहाने बनाना। | C — अनाड़ी: not the correct answer here | D — अज्ञानी: not the correct answer here | ⚠️ Exam Trap: Read the exact question — the correct fact and its look-alike options are easy to interchange. | 📌 Rule to Remember: कुशल → निपुण' का पर्यायवाची ' ' है।</w:t>
       </w:r>
     </w:p>
     <w:p>
@@ -5479,7 +5479,7 @@
     </w:p>
     <w:p>
       <w:r>
-        <w:t>Solution: Indirect speech with 'told' requires the object and backshift.</w:t>
+        <w:t>Solution: ✅ Correct Answer: A. She told me that she would come. | 🧠 Grammar Rule: Indirect speech with 'told' requires the object and backshift. | ❌ Why Not Others? | B — She told me that she will come tomorrow.: not the correct answer here | C — She told that she would come.: not the correct answer here | D — She told to me that she will come.: not the correct answer here | ⚠️ Exam Trap: Don’t confuse "She told me that she would come." with "She told that she would come." — they look alike and are easy to interchange. | 📌 Rule to Remember: She told me that she would come. → Indirect speech with 'told' requires the object and backshift</w:t>
       </w:r>
     </w:p>
     <w:p>
@@ -5524,7 +5524,7 @@
     </w:p>
     <w:p>
       <w:r>
-        <w:t>Solution: 'वर्षा' का पर्यायवाची 'मेह' या 'वृष्टि' है।</w:t>
+        <w:t>Solution: ✅ Correct Answer: A. मेह | 🧠 Grammar Rule: 'वर्षा' का पर्यायवाची 'मेह' या 'वृष्टि' है। | ❌ Why Not Others? | B — तुषार: not the correct answer here | C — ओस: not the correct answer here | D — कोहरा: not the correct answer here | ⚠️ Exam Trap: Read the exact question — the correct fact and its look-alike options are easy to interchange. | 📌 Rule to Remember: मेह → वर्षा' का पर्यायवाची ' ' या 'वृष्टि' है।</w:t>
       </w:r>
     </w:p>
     <w:p>
@@ -5569,7 +5569,7 @@
     </w:p>
     <w:p>
       <w:r>
-        <w:t>Solution: 'Examination' is the noun.</w:t>
+        <w:t>Solution: ✅ Correct Answer: A. examination | 🧠 Grammar Rule: 'Examination' is the noun. | ❌ Why Not Others? | B — examine: not the correct answer here | C — examining: not the correct answer here | D — examiner: not the correct answer here | ⚠️ Exam Trap: Read the exact question — the correct fact and its look-alike options are easy to interchange. | 📌 Rule to Remember: examination → the noun</w:t>
       </w:r>
     </w:p>
     <w:p>
@@ -5614,7 +5614,7 @@
     </w:p>
     <w:p>
       <w:r>
-        <w:t>Solution: bear-bore-borne (carry/endure); 'born' relates to birth.</w:t>
+        <w:t>Solution: ✅ Correct Answer: A. Borne | 🧠 Grammar Rule: bear-bore-borne (carry/endure); 'born' relates to birth. | ❌ Why Not Others? | B — Bore: not the correct answer here | C — Bared: not the correct answer here | D — Born: not the correct answer here | ⚠️ Exam Trap: Don’t confuse "Borne" with "Born" — they look alike and are easy to interchange. | 📌 Rule to Remember: Borne → bear-bore- (carry/endure); 'born' relates to birth</w:t>
       </w:r>
     </w:p>
     <w:p>
@@ -5659,7 +5659,7 @@
     </w:p>
     <w:p>
       <w:r>
-        <w:t>Solution: उत्साह का स्थायी भाव वीर रस है।</w:t>
+        <w:t>Solution: ✅ Correct Answer: A. वीर रस | 🧠 Grammar Rule: उत्साह का स्थायी भाव वीर रस है। | ❌ Why Not Others? | B — शांत रस: not the correct answer here | C — हास्य रस: not the correct answer here | D — करुण रस: शोक का स्थायी भाव करुण रस है। | ⚠️ Exam Trap: Read the exact question — the correct fact and its look-alike options are easy to interchange. | 📌 Rule to Remember: वीर रस → उत्साह का स्थायी भाव है।</w:t>
       </w:r>
     </w:p>
     <w:p>
@@ -5704,7 +5704,7 @@
     </w:p>
     <w:p>
       <w:r>
-        <w:t>Solution: 'जन्म' का विलोम 'मृत्यु' है।</w:t>
+        <w:t>Solution: ✅ Correct Answer: A. मृत्यु | 🧠 Grammar Rule: 'जन्म' का विलोम 'मृत्यु' है। | ❌ Why Not Others? | B — उत्पत्ति: not the correct answer here | C — जनन: not the correct answer here | D — आगमन: not the correct answer here | ⚠️ Exam Trap: Read the exact question — the correct fact and its look-alike options are easy to interchange. | 📌 Rule to Remember: मृत्यु → जन्म' का विलोम ' ' है।</w:t>
       </w:r>
     </w:p>
     <w:p>
@@ -5749,7 +5749,7 @@
     </w:p>
     <w:p>
       <w:r>
-        <w:t>Solution: The committee acts as one unit here, so singular.</w:t>
+        <w:t>Solution: ✅ Correct Answer: A. is | 🧠 Grammar Rule: The committee acts as one unit here, so singular. | ❌ Why Not Others? | B — are: 'A number of' takes a plural verb — 'are'. | C — were: With 'neither...nor', the verb agrees with the nearer subject 'nurses' — 'were'. | D — have: 'Police' is plural, taking 'have' and 'the'. | ⚠️ Exam Trap: Read the exact question — the correct fact and its look-alike options are easy to interchange. | 📌 Rule to Remember: is → The committee acts as one unit here, so singular</w:t>
       </w:r>
     </w:p>
     <w:p>
@@ -5794,7 +5794,7 @@
     </w:p>
     <w:p>
       <w:r>
-        <w:t>Solution: 'आया था' पूर्ण भूतकाल है।</w:t>
+        <w:t>Solution: ✅ Correct Answer: A. पूर्ण भूतकाल | 🧠 Grammar Rule: 'आया था' पूर्ण भूतकाल है। | ❌ Why Not Others? | B — सामान्य भूतकाल: not the correct answer here | C — अपूर्ण भूतकाल: not the correct answer here | D — वर्तमान काल: 'खेलता है' सामान्य वर्तमान काल है। | ⚠️ Exam Trap: Don’t confuse "पूर्ण भूतकाल" with "अपूर्ण भूतकाल" — they look alike and are easy to interchange. | 📌 Rule to Remember: पूर्ण भूतकाल → आया था' है।</w:t>
       </w:r>
     </w:p>
     <w:p>
@@ -5839,7 +5839,7 @@
     </w:p>
     <w:p>
       <w:r>
-        <w:t>Solution: 'Definitely' is correct.</w:t>
+        <w:t>Solution: ✅ Correct Answer: A. Definitely | 🧠 Grammar Rule: 'Definitely' is correct. | ❌ Why Not Others? | B — Definately: not the correct answer here | C — Definitley: not the correct answer here | D — Definetly: not the correct answer here | ⚠️ Exam Trap: Read the exact question — the correct fact and its look-alike options are easy to interchange. | 📌 Rule to Remember: 'Definitely' is correct.</w:t>
       </w:r>
     </w:p>
     <w:p>
@@ -5884,7 +5884,7 @@
     </w:p>
     <w:p>
       <w:r>
-        <w:t>Solution: 'Run out of' means to exhaust a supply.</w:t>
+        <w:t>Solution: ✅ Correct Answer: A. out | 🧠 Grammar Rule: 'Run out of' means to exhaust a supply. | ❌ Why Not Others? | B — off: 'Put off' means to postpone. | C — away: 'No sooner ... than' is the correct correlative pair with inversion. | D — over: not the correct answer here | ⚠️ Exam Trap: Read the exact question — the correct fact and its look-alike options are easy to interchange. | 📌 Rule to Remember: out → Run of' means to exhaust a supply</w:t>
       </w:r>
     </w:p>
     <w:p>
@@ -5929,7 +5929,7 @@
     </w:p>
     <w:p>
       <w:r>
-        <w:t>Solution: Plutocracy is government by the rich.</w:t>
+        <w:t>Solution: ✅ Correct Answer: A. Plutocracy | 🧠 Grammar Rule: Plutocracy is government by the rich. | ❌ Why Not Others? | B — Democracy: Is rule by the people. | C — Autocracy: Is rule by one absolute ruler. | D — Theocracy: not the correct answer here | ⚠️ Exam Trap: Read the exact question — the correct fact and its look-alike options are easy to interchange. | 📌 Rule to Remember: Plutocracy → government by the rich</w:t>
       </w:r>
     </w:p>
     <w:p>
@@ -5974,7 +5974,7 @@
     </w:p>
     <w:p>
       <w:r>
-        <w:t>Solution: 'चिकित्सालय' का अर्थ अस्पताल है।</w:t>
+        <w:t>Solution: ✅ Correct Answer: A. अस्पताल | 🧠 Grammar Rule: 'चिकित्सालय' का अर्थ अस्पताल है। | ❌ Why Not Others? | B — औषधालय: not the correct answer here | C — पुस्तकालय: not the correct answer here | D — विद्यालय: दीर्घ संधि: 'आ' + 'आ' = 'आ', अतः 'विद्यालय'। | ⚠️ Exam Trap: Read the exact question — the correct fact and its look-alike options are easy to interchange. | 📌 Rule to Remember: अस्पताल → चिकित्सालय' का अर्थ है।</w:t>
       </w:r>
     </w:p>
     <w:p>
@@ -6019,7 +6019,7 @@
     </w:p>
     <w:p>
       <w:r>
-        <w:t>Solution: Humility is the opposite of arrogance.</w:t>
+        <w:t>Solution: ✅ Correct Answer: A. Arrogance | 🧠 Grammar Rule: Humility is the opposite of arrogance. | ❌ Why Not Others? | B — Modesty: not the correct answer here | C — Shyness: not the correct answer here | D — Politeness: not the correct answer here | ⚠️ Exam Trap: Read the exact question — the correct fact and its look-alike options are easy to interchange. | 📌 Rule to Remember: Humility is the opposite of arrogance.</w:t>
       </w:r>
     </w:p>
     <w:p>
@@ -6064,7 +6064,7 @@
     </w:p>
     <w:p>
       <w:r>
-        <w:t>Solution: माँ के पर्याय: माता, जननी, अम्बा, मातु।</w:t>
+        <w:t>Solution: ✅ Correct Answer: A. जननी | 🧠 Grammar Rule: माँ के पर्याय: माता, जननी, अम्बा, मातु। | ❌ Why Not Others? | B — तनय: पुत्र के पर्याय: तनय, सुत, आत्मज, नंदन। | C — सुत: not the correct answer here | D — आत्मज: not the correct answer here | ⚠️ Exam Trap: Read the exact question — the correct fact and its look-alike options are easy to interchange. | 📌 Rule to Remember: जननी → माँ के पर्याय: माता, , अम्बा, मातु।</w:t>
       </w:r>
     </w:p>
     <w:p>
@@ -6109,7 +6109,7 @@
     </w:p>
     <w:p>
       <w:r>
-        <w:t>Solution: Layouts define where titles, text, and media appear.</w:t>
+        <w:t>Solution: ✅ Correct Answer: A. The arrangement of placeholders on a slide | 🧠 Explanation: Layouts define where titles, text, and media appear. | ❌ Why Not Others? | B — The file size: not the correct option here | C — The animation speed: not the correct option here | D — The colour of the theme: not the correct option here | ⚠️ Exam Trap: Read the exact question — the correct fact and its look-alike options are easy to interchange. | 💎 PNC Pearl: The arrangement of placeholders on a slide → Layouts define where titles, text, and media appear</w:t>
       </w:r>
     </w:p>
     <w:p>
@@ -6154,7 +6154,7 @@
     </w:p>
     <w:p>
       <w:r>
-        <w:t>Solution: The Domain Name System resolves names like google.com to IPs.</w:t>
+        <w:t>Solution: ✅ Correct Answer: A. DNS | 🧠 Explanation: The Domain Name System resolves names like google.com to IPs. | ❌ Why Not Others? | B — HTTP: HTTP/HTTPS serves web content. | C — SMTP: (Simple Mail Transfer Protocol) sends email. | D — DHCP: (Dynamic Host Configuration Protocol) leases IP addresses. | ⚠️ Exam Trap: Read the exact question — the correct fact and its look-alike options are easy to interchange. | 💎 PNC Pearl: DNS → The Domain Name System resolves names like google.com to IPs</w:t>
       </w:r>
     </w:p>
     <w:p>
@@ -6199,7 +6199,7 @@
     </w:p>
     <w:p>
       <w:r>
-        <w:t>Solution: Alt+PrtSc captures just the active window.</w:t>
+        <w:t>Solution: ✅ Correct Answer: A. Only the active window | 🧠 Explanation: Alt+PrtSc captures just the active window. | ❌ Why Not Others? | B — The whole screen: not the correct option here | C — The taskbar: The system tray shows icons for running background apps and the clock. | D — The keyboard: Alt+Shift toggles input languages in Windows. | ⚠️ Exam Trap: Read the exact question — the correct fact and its look-alike options are easy to interchange. | 💎 PNC Pearl: Only the active window → Alt+PrtSc captures just the active window</w:t>
       </w:r>
     </w:p>
     <w:p>
@@ -6244,7 +6244,7 @@
     </w:p>
     <w:p>
       <w:r>
-        <w:t>Solution: ROM holds firmware and cannot be easily changed.</w:t>
+        <w:t>Solution: ✅ Correct Answer: A. Read Only Memory | 🧠 Explanation: ROM holds firmware and cannot be easily changed. | ❌ Why Not Others? | B — Random Output Memory: not the correct option here | C — Rapid Operation Module: not the correct option here | D — Real Online Memory: not the correct option here | ⚠️ Exam Trap: Read the exact question — the correct fact and its look-alike options are easy to interchange. | 💎 PNC Pearl: Read Only Memory → ROM holds firmware and cannot be easily changed</w:t>
       </w:r>
     </w:p>
     <w:p>
@@ -6289,7 +6289,7 @@
     </w:p>
     <w:p>
       <w:r>
-        <w:t>Solution: SSDs do not need defrag and it can shorten their life.</w:t>
+        <w:t>Solution: ✅ Correct Answer: A. SSDs | 🧠 Explanation: SSDs do not need defrag and it can shorten their life. | ❌ Why Not Others? | B — HDDs: not the correct option here | C — Floppy disks: not the correct option here | D — External drives: not the correct option here | ⚠️ Exam Trap: Read the exact question — the correct fact and its look-alike options are easy to interchange. | 💎 PNC Pearl: SSDs → do not need defrag and it can shorten their life</w:t>
       </w:r>
     </w:p>
     <w:p>
@@ -6334,7 +6334,7 @@
     </w:p>
     <w:p>
       <w:r>
-        <w:t>Solution: RBAC simplifies access management by role.</w:t>
+        <w:t>Solution: ✅ Correct Answer: A. Job role | 🧠 Explanation: RBAC simplifies access management by role. | ❌ Why Not Others? | B — Age: not the correct option here | C — Location: An IP address uniquely identifies a device on a network. | D — Weather: not the correct option here | ⚠️ Exam Trap: Read the exact question — the correct fact and its look-alike options are easy to interchange. | 💎 PNC Pearl: Job role → RBAC simplifies access management by role</w:t>
       </w:r>
     </w:p>
     <w:p>
@@ -6379,7 +6379,7 @@
     </w:p>
     <w:p>
       <w:r>
-        <w:t>Solution: Second-generation computers (1959-65) used transistors.</w:t>
+        <w:t>Solution: ✅ Correct Answer: A. Second generation | 🧠 Explanation: Second-generation computers (1959-65) used transistors. | ❌ Why Not Others? | B — First generation: First-generation computers (1940s-50s) used vacuum tubes. | C — Third generation: Third-generation computers (1965-71) used ICs. | D — Fourth generation: Fourth-generation computers (1971-80) used microprocessors. | ⚠️ Exam Trap: Read the exact question — the correct fact and its look-alike options are easy to interchange. | 💎 PNC Pearl: Second generation → Second-generation computers (1959-65) used transistors</w:t>
       </w:r>
     </w:p>
     <w:p>
@@ -6424,7 +6424,7 @@
     </w:p>
     <w:p>
       <w:r>
-        <w:t>Solution: tracert traces the network path to a host.</w:t>
+        <w:t>Solution: ✅ Correct Answer: A. The route packets take to a destination | 🧠 Explanation: tracert traces the network path to a host. | ❌ Why Not Others? | B — Disk usage: du summarises disk consumption. | C — Memory usage: Space complexity tracks memory requirements. | D — Open files: not the correct option here | ⚠️ Exam Trap: Read the exact question — the correct fact and its look-alike options are easy to interchange. | 💎 PNC Pearl: The route packets take to a destination → tracert traces the network path to a host</w:t>
       </w:r>
     </w:p>
     <w:p>
@@ -6469,7 +6469,7 @@
     </w:p>
     <w:p>
       <w:r>
-        <w:t>Solution: mkdir creates folders in the command line.</w:t>
+        <w:t>Solution: ✅ Correct Answer: A. Create a new directory | 🧠 Explanation: mkdir creates folders in the command line. | ❌ Why Not Others? | B — Delete files: del removes files from the command prompt. | C — Copy files: scp transfers files over SSH. | D — List files: dir lists directory contents in the command prompt. | ⚠️ Exam Trap: Read the exact question — the correct fact and its look-alike options are easy to interchange. | 💎 PNC Pearl: Create a new directory → mkdir creates folders in the command line</w:t>
       </w:r>
     </w:p>
     <w:p>
@@ -6514,7 +6514,7 @@
     </w:p>
     <w:p>
       <w:r>
-        <w:t>Solution: Keyloggers capture typed input to steal passwords and data.</w:t>
+        <w:t>Solution: ✅ Correct Answer: A. Keystrokes typed by the user | 🧠 Explanation: Keyloggers capture typed input to steal passwords and data. | ❌ Why Not Others? | B — Mouse colours: not the correct option here | C — Printer status: not the correct option here | D — Screen brightness: not the correct option here | ⚠️ Exam Trap: Read the exact question — the correct fact and its look-alike options are easy to interchange. | 💎 PNC Pearl: Keystrokes typed by the user → Keyloggers capture typed input to steal passwords and data</w:t>
       </w:r>
     </w:p>
     <w:p>
@@ -6559,7 +6559,7 @@
     </w:p>
     <w:p>
       <w:r>
-        <w:t>Solution: Pentests simulate attacks to find and fix flaws.</w:t>
+        <w:t>Solution: ✅ Correct Answer: A. Authorized testing for security weaknesses | 🧠 Explanation: Pentests simulate attacks to find and fix flaws. | ❌ Why Not Others? | B — A type of virus: not the correct option here | C — A backup method: not the correct option here | D — A network cable: not the correct option here | ⚠️ Exam Trap: Read the exact question — the correct fact and its look-alike options are easy to interchange. | 💎 PNC Pearl: Authorized testing for security weaknesses → Pentests simulate attacks to find and fix flaws</w:t>
       </w:r>
     </w:p>
     <w:p>
@@ -6604,7 +6604,7 @@
     </w:p>
     <w:p>
       <w:r>
-        <w:t>Solution: Hotspots share internet over Wi-Fi to nearby devices.</w:t>
+        <w:t>Solution: ✅ Correct Answer: A. A Wi-Fi access point providing internet | 🧠 Explanation: Hotspots share internet over Wi-Fi to nearby devices. | ❌ Why Not Others? | B — A hot CPU: not the correct option here | C — A bright monitor: not the correct option here | D — A heated printer: not the correct option here | ⚠️ Exam Trap: Read the exact question — the correct fact and its look-alike options are easy to interchange. | 💎 PNC Pearl: A Wi-Fi access point providing internet → Hotspots share internet over Wi-Fi to nearby devices</w:t>
       </w:r>
     </w:p>
     <w:p>
@@ -6649,7 +6649,7 @@
     </w:p>
     <w:p>
       <w:r>
-        <w:t>Solution: Deep learning uses multi-layer neural networks.</w:t>
+        <w:t>Solution: ✅ Correct Answer: A. Neural networks with many layers | 🧠 Explanation: Deep learning uses multi-layer neural networks. | ❌ Why Not Others? | B — Spreadsheets: Apps like Word and Excel perform user tasks. | C — Simple lookup tables: not the correct option here | D — Punched cards: not the correct option here | ⚠️ Exam Trap: Read the exact question — the correct fact and its look-alike options are easy to interchange. | 💎 PNC Pearl: Neural networks with many layers → Deep learning uses multi-layer neural networks</w:t>
       </w:r>
     </w:p>
     <w:p>
@@ -6694,7 +6694,7 @@
     </w:p>
     <w:p>
       <w:r>
-        <w:t>Solution: Excel workbooks use the .xlsx extension.</w:t>
+        <w:t>Solution: ✅ Correct Answer: A. .xlsx | 🧠 Explanation: Excel workbooks use the .xlsx extension. | ❌ Why Not Others? | B — .docx: Word files use .docx; Excel .xlsx; PowerPoint .pptx. | C — .pdf: not the correct option here | D — .ppt: not the correct option here | ⚠️ Exam Trap: Read the exact question — the correct fact and its look-alike options are easy to interchange. | 💎 PNC Pearl: .xlsx → Excel workbooks use extension</w:t>
       </w:r>
     </w:p>
     <w:p>
@@ -6739,7 +6739,7 @@
     </w:p>
     <w:p>
       <w:r>
-        <w:t>Solution: exFAT works on flash drives without FAT32's size limits.</w:t>
+        <w:t>Solution: ✅ Correct Answer: A. Support large files across devices and OSes | 🧠 Explanation: exFAT works on flash drives without FAT32's size limits. | ❌ Why Not Others? | B — Replace RAM: not the correct option here | C — Speed up printers: not the correct option here | D — Block viruses: not the correct option here | ⚠️ Exam Trap: Read the exact question — the correct fact and its look-alike options are easy to interchange. | 💎 PNC Pearl: Support large files across devices and OSes → exFAT works on flash drives without FAT32's size limits</w:t>
       </w:r>
     </w:p>
     <w:p>
